--- a/courts/seventh-circuit/wisconsin/federal/bankruptcy-western-district/adversary-complaint/usage/OUTPUT-adversary-complaint.docx
+++ b/courts/seventh-circuit/wisconsin/federal/bankruptcy-western-district/adversary-complaint/usage/OUTPUT-adversary-complaint.docx
@@ -4,44 +4,50 @@
   <w:body>
     <w:p>
       <w:pPr>
-        <w:pStyle w:val="Centered"/>
+        <w:spacing w:before="0" w:after="0" w:line="276" w:lineRule="exact"/>
+        <w:ind w:left="0" w:firstLine="0"/>
+        <w:jc w:val="center"/>
       </w:pPr>
       <w:r>
         <w:rPr>
           <w:b/>
+          <w:bCs/>
         </w:rPr>
         <w:t xml:space="preserve">UNITED STATES BANKRUPTCY COURT</w:t>
       </w:r>
     </w:p>
     <w:p>
       <w:pPr>
-        <w:pStyle w:val="Centered"/>
-        <w:spacing w:before="0" w:after="360"/>
+        <w:spacing w:before="0" w:after="0" w:line="276" w:lineRule="exact"/>
+        <w:ind w:left="0" w:firstLine="0"/>
+        <w:jc w:val="center"/>
       </w:pPr>
       <w:r>
         <w:rPr>
           <w:b/>
+          <w:bCs/>
         </w:rPr>
         <w:t xml:space="preserve">WESTERN DISTRICT OF WISCONSIN</w:t>
       </w:r>
+    </w:p>
+    <w:p>
+      <w:pPr>
+        <w:spacing w:before="0" w:after="0" w:line="360" w:lineRule="exact"/>
+        <w:ind w:left="0" w:firstLine="0"/>
+        <w:jc w:val="left"/>
+      </w:pPr>
     </w:p>
     <w:tbl>
       <w:tblPr>
         <w:tblW w:w="9360" w:type="dxa"/>
-        <w:tblBorders>
-          <w:top w:val="nil"/>
-          <w:left w:val="nil"/>
-          <w:bottom w:val="nil"/>
-          <w:right w:val="nil"/>
-          <w:insideH w:val="nil"/>
-          <w:insideV w:val="nil"/>
-        </w:tblBorders>
         <w:tblLayout w:type="fixed"/>
         <w:tblCellMar>
+          <w:top w:w="0" w:type="dxa"/>
           <w:left w:w="0" w:type="dxa"/>
+          <w:bottom w:w="0" w:type="dxa"/>
           <w:right w:w="0" w:type="dxa"/>
         </w:tblCellMar>
-        <w:tblLook w:val="0000" w:firstRow="0" w:lastRow="0" w:firstColumn="0" w:lastColumn="0" w:noHBand="1" w:noVBand="1"/>
+        <w:tblLook w:val="0000" w:firstRow="0" w:lastRow="0" w:firstColumn="0" w:lastColumn="0" w:noHBand="0" w:noVBand="0"/>
       </w:tblPr>
       <w:tblGrid>
         <w:gridCol w:w="4896"/>
@@ -60,318 +66,283 @@
               <w:right w:val="single" w:sz="6" w:space="0" w:color="000000"/>
             </w:tcBorders>
             <w:tcMar>
-              <w:bottom w:w="200" w:type="dxa"/>
-              <w:right w:w="200" w:type="dxa"/>
+              <w:bottom w:w="185" w:type="dxa"/>
+              <w:right w:w="185" w:type="dxa"/>
             </w:tcMar>
           </w:tcPr>
           <w:p>
             <w:pPr>
-              <w:pStyle w:val="Single"/>
+              <w:spacing w:before="0" w:after="0" w:line="276" w:lineRule="exact"/>
+              <w:ind w:left="0" w:firstLine="0"/>
+              <w:jc w:val="left"/>
             </w:pPr>
             <w:r>
-              <w:rPr/>
               <w:t xml:space="preserve">In re:</w:t>
             </w:r>
           </w:p>
           <w:p>
             <w:pPr>
-              <w:pStyle w:val="Single"/>
+              <w:spacing w:before="0" w:after="0" w:line="276" w:lineRule="exact"/>
+              <w:ind w:left="0" w:firstLine="0"/>
+              <w:jc w:val="left"/>
             </w:pPr>
             <w:r>
-              <w:rPr/>
               <w:t xml:space="preserve">THEODORE</w:t>
             </w:r>
             <w:r>
-              <w:rPr/>
               <w:t xml:space="preserve"> </w:t>
             </w:r>
             <w:r>
-              <w:rPr/>
               <w:t xml:space="preserve">CHARLES</w:t>
             </w:r>
             <w:r>
-              <w:rPr/>
               <w:t xml:space="preserve"> </w:t>
             </w:r>
             <w:r>
-              <w:rPr/>
               <w:t xml:space="preserve">WENZEL</w:t>
             </w:r>
           </w:p>
           <w:p>
             <w:pPr>
-              <w:pStyle w:val="Single"/>
+              <w:spacing w:before="0" w:after="0" w:line="276" w:lineRule="exact"/>
+              <w:ind w:left="0" w:firstLine="0"/>
+              <w:jc w:val="left"/>
             </w:pPr>
             <w:r>
-              <w:rPr/>
-              <w:t xml:space="preserve">Case No. 13-15445</w:t>
+              <w:t xml:space="preserve">Case No. 13</w:t>
+              <w:noBreakHyphen/>
+              <w:t xml:space="preserve">15445</w:t>
             </w:r>
           </w:p>
           <w:p>
             <w:pPr>
-              <w:pStyle w:val="Single"/>
+              <w:spacing w:before="0" w:after="0" w:line="276" w:lineRule="exact"/>
+              <w:ind w:left="0" w:firstLine="0"/>
+              <w:jc w:val="left"/>
             </w:pPr>
             <w:r>
-              <w:rPr/>
               <w:t xml:space="preserve">Chapter 7</w:t>
             </w:r>
           </w:p>
           <w:p>
             <w:pPr>
-              <w:pStyle w:val="Single"/>
-              <w:spacing w:before="288"/>
+              <w:spacing w:before="288" w:after="0" w:line="276" w:lineRule="exact"/>
+              <w:ind w:left="0" w:firstLine="0"/>
+              <w:jc w:val="left"/>
             </w:pPr>
             <w:r>
-              <w:rPr/>
               <w:t xml:space="preserve">THEODORE</w:t>
             </w:r>
             <w:r>
-              <w:rPr/>
               <w:t xml:space="preserve"> </w:t>
             </w:r>
             <w:r>
-              <w:rPr/>
               <w:t xml:space="preserve">CHARLES</w:t>
             </w:r>
             <w:r>
-              <w:rPr/>
               <w:t xml:space="preserve"> </w:t>
             </w:r>
             <w:r>
-              <w:rPr/>
               <w:t xml:space="preserve">WENZEL</w:t>
             </w:r>
           </w:p>
           <w:p>
             <w:pPr>
-              <w:pStyle w:val="Single"/>
+              <w:spacing w:before="0" w:after="0" w:line="276" w:lineRule="exact"/>
+              <w:ind w:left="0" w:firstLine="0"/>
+              <w:jc w:val="left"/>
             </w:pPr>
             <w:r>
-              <w:rPr/>
               <w:t xml:space="preserve">2203</w:t>
             </w:r>
             <w:r>
-              <w:rPr/>
               <w:t xml:space="preserve"> </w:t>
             </w:r>
             <w:r>
-              <w:rPr/>
               <w:t xml:space="preserve">S.</w:t>
             </w:r>
             <w:r>
-              <w:rPr/>
               <w:t xml:space="preserve"> </w:t>
             </w:r>
             <w:r>
-              <w:rPr/>
               <w:t xml:space="preserve">Osborne</w:t>
             </w:r>
             <w:r>
-              <w:rPr/>
               <w:t xml:space="preserve"> </w:t>
             </w:r>
             <w:r>
-              <w:rPr/>
               <w:t xml:space="preserve">Ave.</w:t>
             </w:r>
           </w:p>
           <w:p>
             <w:pPr>
-              <w:pStyle w:val="Single"/>
+              <w:spacing w:before="0" w:after="0" w:line="276" w:lineRule="exact"/>
+              <w:ind w:left="0" w:firstLine="0"/>
+              <w:jc w:val="left"/>
             </w:pPr>
             <w:r>
-              <w:rPr/>
               <w:t xml:space="preserve">Janesville,</w:t>
             </w:r>
             <w:r>
-              <w:rPr/>
               <w:t xml:space="preserve"> </w:t>
             </w:r>
             <w:r>
-              <w:rPr/>
               <w:t xml:space="preserve">WI</w:t>
             </w:r>
             <w:r>
-              <w:rPr/>
               <w:t xml:space="preserve"> </w:t>
             </w:r>
             <w:r>
-              <w:rPr/>
               <w:t xml:space="preserve">53546,</w:t>
             </w:r>
           </w:p>
           <w:p>
             <w:pPr>
-              <w:pStyle w:val="Single"/>
-              <w:spacing w:before="120"/>
-              <w:ind w:left="0" w:right="576" w:firstLine="0"/>
+              <w:spacing w:before="120" w:after="0" w:line="276" w:lineRule="exact"/>
+              <w:ind w:left="0" w:right="376" w:firstLine="0"/>
               <w:jc w:val="right"/>
             </w:pPr>
             <w:r>
-              <w:rPr/>
               <w:t xml:space="preserve">Plaintiff,</w:t>
             </w:r>
           </w:p>
           <w:p>
             <w:pPr>
-              <w:pStyle w:val="Single"/>
-              <w:spacing w:before="192" w:after="192"/>
+              <w:spacing w:before="192" w:after="192" w:line="276" w:lineRule="exact"/>
+              <w:ind w:left="0" w:firstLine="0"/>
               <w:jc w:val="left"/>
             </w:pPr>
             <w:r>
-              <w:rPr/>
               <w:t xml:space="preserve">v.</w:t>
             </w:r>
           </w:p>
           <w:p>
             <w:pPr>
-              <w:pStyle w:val="Single"/>
+              <w:spacing w:before="288" w:after="0" w:line="276" w:lineRule="exact"/>
+              <w:ind w:left="0" w:firstLine="0"/>
+              <w:jc w:val="left"/>
             </w:pPr>
             <w:r>
-              <w:rPr/>
               <w:t xml:space="preserve">GREEN</w:t>
             </w:r>
             <w:r>
-              <w:rPr/>
               <w:t xml:space="preserve"> </w:t>
             </w:r>
             <w:r>
-              <w:rPr/>
               <w:t xml:space="preserve">TREE</w:t>
             </w:r>
             <w:r>
-              <w:rPr/>
               <w:t xml:space="preserve"> </w:t>
             </w:r>
             <w:r>
-              <w:rPr/>
               <w:t xml:space="preserve">SERVICING</w:t>
             </w:r>
             <w:r>
-              <w:rPr/>
               <w:t xml:space="preserve"> </w:t>
             </w:r>
             <w:r>
-              <w:rPr/>
               <w:t xml:space="preserve">LLC</w:t>
             </w:r>
           </w:p>
           <w:p>
             <w:pPr>
-              <w:pStyle w:val="Single"/>
+              <w:spacing w:before="0" w:after="0" w:line="276" w:lineRule="exact"/>
+              <w:ind w:left="0" w:firstLine="0"/>
+              <w:jc w:val="left"/>
             </w:pPr>
             <w:r>
-              <w:rPr/>
               <w:t xml:space="preserve">as</w:t>
             </w:r>
             <w:r>
-              <w:rPr/>
               <w:t xml:space="preserve"> </w:t>
             </w:r>
             <w:r>
-              <w:rPr/>
               <w:t xml:space="preserve">authorized</w:t>
             </w:r>
             <w:r>
-              <w:rPr/>
               <w:t xml:space="preserve"> </w:t>
             </w:r>
             <w:r>
-              <w:rPr/>
               <w:t xml:space="preserve">servicer</w:t>
             </w:r>
             <w:r>
-              <w:rPr/>
               <w:t xml:space="preserve"> </w:t>
             </w:r>
             <w:r>
-              <w:rPr/>
               <w:t xml:space="preserve">for</w:t>
             </w:r>
             <w:r>
-              <w:rPr/>
               <w:t xml:space="preserve"> </w:t>
             </w:r>
             <w:r>
-              <w:rPr/>
               <w:t xml:space="preserve">Fannie</w:t>
             </w:r>
             <w:r>
-              <w:rPr/>
               <w:t xml:space="preserve"> </w:t>
             </w:r>
             <w:r>
-              <w:rPr/>
               <w:t xml:space="preserve">Mae</w:t>
             </w:r>
           </w:p>
           <w:p>
             <w:pPr>
-              <w:pStyle w:val="Single"/>
+              <w:spacing w:before="0" w:after="0" w:line="276" w:lineRule="exact"/>
+              <w:ind w:left="0" w:firstLine="0"/>
+              <w:jc w:val="left"/>
             </w:pPr>
             <w:r>
-              <w:rPr/>
               <w:t xml:space="preserve">P.O.</w:t>
             </w:r>
             <w:r>
-              <w:rPr/>
               <w:t xml:space="preserve"> </w:t>
             </w:r>
             <w:r>
-              <w:rPr/>
               <w:t xml:space="preserve">Box</w:t>
             </w:r>
             <w:r>
-              <w:rPr/>
               <w:t xml:space="preserve"> </w:t>
             </w:r>
             <w:r>
-              <w:rPr/>
               <w:t xml:space="preserve">6154</w:t>
             </w:r>
           </w:p>
           <w:p>
             <w:pPr>
-              <w:pStyle w:val="Single"/>
+              <w:spacing w:before="0" w:after="0" w:line="276" w:lineRule="exact"/>
+              <w:ind w:left="0" w:firstLine="0"/>
+              <w:jc w:val="left"/>
             </w:pPr>
             <w:r>
-              <w:rPr/>
               <w:t xml:space="preserve">Rapid</w:t>
             </w:r>
             <w:r>
-              <w:rPr/>
               <w:t xml:space="preserve"> </w:t>
             </w:r>
             <w:r>
-              <w:rPr/>
               <w:t xml:space="preserve">City,</w:t>
             </w:r>
             <w:r>
-              <w:rPr/>
               <w:t xml:space="preserve"> </w:t>
             </w:r>
             <w:r>
-              <w:rPr/>
               <w:t xml:space="preserve">SD</w:t>
             </w:r>
             <w:r>
-              <w:rPr/>
               <w:t xml:space="preserve"> </w:t>
             </w:r>
             <w:r>
-              <w:rPr/>
-              <w:t xml:space="preserve">57709-6154,</w:t>
+              <w:t xml:space="preserve">57709</w:t>
+              <w:noBreakHyphen/>
+              <w:t xml:space="preserve">6154,</w:t>
             </w:r>
           </w:p>
           <w:p>
             <w:pPr>
-              <w:pStyle w:val="Single"/>
-              <w:spacing w:before="120"/>
-              <w:ind w:left="0" w:right="576" w:firstLine="0"/>
+              <w:spacing w:before="120" w:after="0" w:line="276" w:lineRule="exact"/>
+              <w:ind w:left="0" w:right="376" w:firstLine="0"/>
               <w:jc w:val="right"/>
             </w:pPr>
             <w:r>
-              <w:rPr/>
               <w:t xml:space="preserve">Defendant.</w:t>
             </w:r>
           </w:p>
@@ -382,7 +353,9 @@
           </w:tcPr>
           <w:p>
             <w:pPr>
-              <w:pStyle w:val="Single"/>
+              <w:spacing w:before="0" w:after="0" w:line="276" w:lineRule="exact"/>
+              <w:ind w:left="0" w:firstLine="0"/>
+              <w:jc w:val="left"/>
             </w:pPr>
           </w:p>
         </w:tc>
@@ -392,22 +365,19 @@
           </w:tcPr>
           <w:p>
             <w:pPr>
-              <w:pStyle w:val="Single"/>
-              <w:spacing w:before="48"/>
+              <w:spacing w:before="48" w:after="0" w:line="276" w:lineRule="exact"/>
+              <w:ind w:left="0" w:firstLine="0"/>
+              <w:jc w:val="left"/>
             </w:pPr>
             <w:r>
               <w:rPr>
                 <w:b/>
+                <w:bCs/>
               </w:rPr>
               <w:t xml:space="preserve">Adversary Case No.</w:t>
             </w:r>
             <w:r>
-              <w:rPr/>
-              <w:t xml:space="preserve">  </w:t>
-            </w:r>
-            <w:r>
-              <w:rPr/>
-              <w:t xml:space="preserve">___________________</w:t>
+              <w:t xml:space="preserve"> ____________</w:t>
             </w:r>
           </w:p>
         </w:tc>
@@ -415,28 +385,43 @@
     </w:tbl>
     <w:p>
       <w:pPr>
-        <w:pStyle w:val="Centered"/>
-        <w:spacing w:before="360" w:after="360"/>
+        <w:spacing w:before="360" w:after="360" w:line="276" w:lineRule="exact"/>
+        <w:ind w:left="0" w:firstLine="0"/>
+        <w:jc w:val="center"/>
       </w:pPr>
       <w:r>
         <w:rPr>
           <w:b/>
+          <w:bCs/>
         </w:rPr>
         <w:t xml:space="preserve">COMPLAINT DETERMINING THE VALIDITY OF A CLAIMED LIEN UNDER RULE 7001(2)</w:t>
       </w:r>
     </w:p>
-    <w:bookmarkStart w:id="20" w:name="parties"/>
     <w:p>
       <w:pPr>
         <w:pStyle w:val="Heading1"/>
+        <w:keepNext/>
+        <w:keepLines/>
+        <w:spacing w:before="288" w:after="144" w:line="276" w:lineRule="exact"/>
+        <w:ind w:left="0" w:firstLine="0"/>
+        <w:jc w:val="center"/>
       </w:pPr>
       <w:r>
+        <w:rPr>
+          <w:b/>
+          <w:bCs/>
+        </w:rPr>
         <w:t xml:space="preserve">PARTIES</w:t>
       </w:r>
     </w:p>
     <w:p>
       <w:pPr>
-        <w:pStyle w:val="Numbered"/>
+        <w:tabs>
+          <w:tab w:val="left" w:pos="1440"/>
+        </w:tabs>
+        <w:spacing w:before="0" w:after="0" w:line="480" w:lineRule="exact"/>
+        <w:ind w:left="0" w:firstLine="720"/>
+        <w:jc w:val="left"/>
       </w:pPr>
       <w:r>
         <w:t xml:space="preserve">1.</w:t>
@@ -445,21 +430,92 @@
         <w:tab/>
       </w:r>
       <w:r>
-        <w:t xml:space="preserve">Theodore Charles Wenzel (the</w:t>
-      </w:r>
-      <w:r>
-        <w:t xml:space="preserve"> </w:t>
-      </w:r>
-      <w:r>
-        <w:t xml:space="preserve">“Plaintiff”</w:t>
-      </w:r>
-      <w:r>
-        <w:t xml:space="preserve">) is the Debtor in these bankruptcy proceedings.</w:t>
+        <w:t xml:space="preserve">Theodore</w:t>
+      </w:r>
+      <w:r>
+        <w:t xml:space="preserve"> </w:t>
+      </w:r>
+      <w:r>
+        <w:t xml:space="preserve">Charles</w:t>
+      </w:r>
+      <w:r>
+        <w:t xml:space="preserve"> </w:t>
+      </w:r>
+      <w:r>
+        <w:t xml:space="preserve">Wenzel</w:t>
+      </w:r>
+      <w:r>
+        <w:t xml:space="preserve"> </w:t>
+      </w:r>
+      <w:r>
+        <w:t xml:space="preserve">(the</w:t>
+      </w:r>
+      <w:r>
+        <w:t xml:space="preserve"> </w:t>
+      </w:r>
+      <w:r>
+        <w:t xml:space="preserve">“</w:t>
+      </w:r>
+      <w:r>
+        <w:t xml:space="preserve">Plaintiff</w:t>
+      </w:r>
+      <w:r>
+        <w:t xml:space="preserve">”</w:t>
+      </w:r>
+      <w:r>
+        <w:t xml:space="preserve">)</w:t>
+      </w:r>
+      <w:r>
+        <w:t xml:space="preserve"> </w:t>
+      </w:r>
+      <w:r>
+        <w:t xml:space="preserve">is</w:t>
+      </w:r>
+      <w:r>
+        <w:t xml:space="preserve"> </w:t>
+      </w:r>
+      <w:r>
+        <w:t xml:space="preserve">the</w:t>
+      </w:r>
+      <w:r>
+        <w:t xml:space="preserve"> </w:t>
+      </w:r>
+      <w:r>
+        <w:t xml:space="preserve">Debtor</w:t>
+      </w:r>
+      <w:r>
+        <w:t xml:space="preserve"> </w:t>
+      </w:r>
+      <w:r>
+        <w:t xml:space="preserve">in</w:t>
+      </w:r>
+      <w:r>
+        <w:t xml:space="preserve"> </w:t>
+      </w:r>
+      <w:r>
+        <w:t xml:space="preserve">these</w:t>
+      </w:r>
+      <w:r>
+        <w:t xml:space="preserve"> </w:t>
+      </w:r>
+      <w:r>
+        <w:t xml:space="preserve">bankruptcy</w:t>
+      </w:r>
+      <w:r>
+        <w:t xml:space="preserve"> </w:t>
+      </w:r>
+      <w:r>
+        <w:t xml:space="preserve">proceedings.</w:t>
       </w:r>
     </w:p>
     <w:p>
       <w:pPr>
-        <w:pStyle w:val="Numbered"/>
+        <w:tabs>
+          <w:tab w:val="left" w:pos="1440"/>
+        </w:tabs>
+        <w:spacing w:before="0" w:after="0" w:line="480" w:lineRule="exact"/>
+        <w:ind w:left="0" w:firstLine="720"/>
+        <w:jc w:val="left"/>
       </w:pPr>
       <w:r>
         <w:t xml:space="preserve">2.</w:t>
@@ -468,31 +524,229 @@
         <w:tab/>
       </w:r>
       <w:r>
-        <w:t xml:space="preserve">Green Tree Servicing LLC as authorized servicer for Fannie Mae (the</w:t>
-      </w:r>
-      <w:r>
-        <w:t xml:space="preserve"> </w:t>
-      </w:r>
-      <w:r>
-        <w:t xml:space="preserve">“Defendant”</w:t>
-      </w:r>
-      <w:r>
-        <w:t xml:space="preserve">) upon information and belief is a banking corporation licensed to do business under the laws of the State of Wisconsin.</w:t>
+        <w:t xml:space="preserve">Green</w:t>
+      </w:r>
+      <w:r>
+        <w:t xml:space="preserve"> </w:t>
+      </w:r>
+      <w:r>
+        <w:t xml:space="preserve">Tree</w:t>
+      </w:r>
+      <w:r>
+        <w:t xml:space="preserve"> </w:t>
+      </w:r>
+      <w:r>
+        <w:t xml:space="preserve">Servicing</w:t>
+      </w:r>
+      <w:r>
+        <w:t xml:space="preserve"> </w:t>
+      </w:r>
+      <w:r>
+        <w:t xml:space="preserve">LLC</w:t>
+      </w:r>
+      <w:r>
+        <w:t xml:space="preserve"> </w:t>
+      </w:r>
+      <w:r>
+        <w:t xml:space="preserve">as</w:t>
+      </w:r>
+      <w:r>
+        <w:t xml:space="preserve"> </w:t>
+      </w:r>
+      <w:r>
+        <w:t xml:space="preserve">authorized</w:t>
+      </w:r>
+      <w:r>
+        <w:t xml:space="preserve"> </w:t>
+      </w:r>
+      <w:r>
+        <w:t xml:space="preserve">servicer</w:t>
+      </w:r>
+      <w:r>
+        <w:t xml:space="preserve"> </w:t>
+      </w:r>
+      <w:r>
+        <w:t xml:space="preserve">for</w:t>
+      </w:r>
+      <w:r>
+        <w:t xml:space="preserve"> </w:t>
+      </w:r>
+      <w:r>
+        <w:t xml:space="preserve">Fannie</w:t>
+      </w:r>
+      <w:r>
+        <w:t xml:space="preserve"> </w:t>
+      </w:r>
+      <w:r>
+        <w:t xml:space="preserve">Mae</w:t>
+      </w:r>
+      <w:r>
+        <w:t xml:space="preserve"> </w:t>
+      </w:r>
+      <w:r>
+        <w:t xml:space="preserve">(the</w:t>
+      </w:r>
+      <w:r>
+        <w:t xml:space="preserve"> </w:t>
+      </w:r>
+      <w:r>
+        <w:t xml:space="preserve">“</w:t>
+      </w:r>
+      <w:r>
+        <w:t xml:space="preserve">Defendant</w:t>
+      </w:r>
+      <w:r>
+        <w:t xml:space="preserve">”</w:t>
+      </w:r>
+      <w:r>
+        <w:t xml:space="preserve">)</w:t>
+      </w:r>
+      <w:r>
+        <w:t xml:space="preserve"> </w:t>
+      </w:r>
+      <w:r>
+        <w:t xml:space="preserve">upon</w:t>
+      </w:r>
+      <w:r>
+        <w:t xml:space="preserve"> </w:t>
+      </w:r>
+      <w:r>
+        <w:t xml:space="preserve">information</w:t>
+      </w:r>
+      <w:r>
+        <w:t xml:space="preserve"> </w:t>
+      </w:r>
+      <w:r>
+        <w:t xml:space="preserve">and</w:t>
+      </w:r>
+      <w:r>
+        <w:t xml:space="preserve"> </w:t>
+      </w:r>
+      <w:r>
+        <w:t xml:space="preserve">belief</w:t>
+      </w:r>
+      <w:r>
+        <w:t xml:space="preserve"> </w:t>
+      </w:r>
+      <w:r>
+        <w:t xml:space="preserve">is</w:t>
+      </w:r>
+      <w:r>
+        <w:t xml:space="preserve"> </w:t>
+      </w:r>
+      <w:r>
+        <w:t xml:space="preserve">a</w:t>
+      </w:r>
+      <w:r>
+        <w:t xml:space="preserve"> </w:t>
+      </w:r>
+      <w:r>
+        <w:t xml:space="preserve">banking</w:t>
+      </w:r>
+      <w:r>
+        <w:t xml:space="preserve"> </w:t>
+      </w:r>
+      <w:r>
+        <w:t xml:space="preserve">corporation</w:t>
+      </w:r>
+      <w:r>
+        <w:t xml:space="preserve"> </w:t>
+      </w:r>
+      <w:r>
+        <w:t xml:space="preserve">licensed</w:t>
+      </w:r>
+      <w:r>
+        <w:t xml:space="preserve"> </w:t>
+      </w:r>
+      <w:r>
+        <w:t xml:space="preserve">to</w:t>
+      </w:r>
+      <w:r>
+        <w:t xml:space="preserve"> </w:t>
+      </w:r>
+      <w:r>
+        <w:t xml:space="preserve">do</w:t>
+      </w:r>
+      <w:r>
+        <w:t xml:space="preserve"> </w:t>
+      </w:r>
+      <w:r>
+        <w:t xml:space="preserve">business</w:t>
+      </w:r>
+      <w:r>
+        <w:t xml:space="preserve"> </w:t>
+      </w:r>
+      <w:r>
+        <w:t xml:space="preserve">under</w:t>
+      </w:r>
+      <w:r>
+        <w:t xml:space="preserve"> </w:t>
+      </w:r>
+      <w:r>
+        <w:t xml:space="preserve">the</w:t>
+      </w:r>
+      <w:r>
+        <w:t xml:space="preserve"> </w:t>
+      </w:r>
+      <w:r>
+        <w:t xml:space="preserve">laws</w:t>
+      </w:r>
+      <w:r>
+        <w:t xml:space="preserve"> </w:t>
+      </w:r>
+      <w:r>
+        <w:t xml:space="preserve">of</w:t>
+      </w:r>
+      <w:r>
+        <w:t xml:space="preserve"> </w:t>
+      </w:r>
+      <w:r>
+        <w:t xml:space="preserve">the</w:t>
+      </w:r>
+      <w:r>
+        <w:t xml:space="preserve"> </w:t>
+      </w:r>
+      <w:r>
+        <w:t xml:space="preserve">State</w:t>
+      </w:r>
+      <w:r>
+        <w:t xml:space="preserve"> </w:t>
+      </w:r>
+      <w:r>
+        <w:t xml:space="preserve">of</w:t>
+      </w:r>
+      <w:r>
+        <w:t xml:space="preserve"> </w:t>
+      </w:r>
+      <w:r>
+        <w:t xml:space="preserve">Wisconsin.</w:t>
       </w:r>
     </w:p>
-    <w:bookmarkEnd w:id="20"/>
-    <w:bookmarkStart w:id="21" w:name="jurisdiction"/>
     <w:p>
       <w:pPr>
         <w:pStyle w:val="Heading1"/>
+        <w:keepNext/>
+        <w:keepLines/>
+        <w:spacing w:before="288" w:after="144" w:line="276" w:lineRule="exact"/>
+        <w:ind w:left="0" w:firstLine="0"/>
+        <w:jc w:val="center"/>
       </w:pPr>
       <w:r>
+        <w:rPr>
+          <w:b/>
+          <w:bCs/>
+        </w:rPr>
         <w:t xml:space="preserve">JURISDICTION</w:t>
       </w:r>
     </w:p>
     <w:p>
       <w:pPr>
-        <w:pStyle w:val="Numbered"/>
+        <w:tabs>
+          <w:tab w:val="left" w:pos="1440"/>
+        </w:tabs>
+        <w:spacing w:before="0" w:after="0" w:line="480" w:lineRule="exact"/>
+        <w:ind w:left="0" w:firstLine="720"/>
+        <w:jc w:val="left"/>
       </w:pPr>
       <w:r>
         <w:t xml:space="preserve">3.</w:t>
@@ -501,12 +755,125 @@
         <w:tab/>
       </w:r>
       <w:r>
-        <w:t xml:space="preserve">This is an adversary proceeding brought pursuant to the Federal Rules of Bankruptcy Procedure 7001 and 11 U.S.C. §542.</w:t>
+        <w:t xml:space="preserve">This</w:t>
+      </w:r>
+      <w:r>
+        <w:t xml:space="preserve"> </w:t>
+      </w:r>
+      <w:r>
+        <w:t xml:space="preserve">is</w:t>
+      </w:r>
+      <w:r>
+        <w:t xml:space="preserve"> </w:t>
+      </w:r>
+      <w:r>
+        <w:t xml:space="preserve">an</w:t>
+      </w:r>
+      <w:r>
+        <w:t xml:space="preserve"> </w:t>
+      </w:r>
+      <w:r>
+        <w:t xml:space="preserve">adversary</w:t>
+      </w:r>
+      <w:r>
+        <w:t xml:space="preserve"> </w:t>
+      </w:r>
+      <w:r>
+        <w:t xml:space="preserve">proceeding</w:t>
+      </w:r>
+      <w:r>
+        <w:t xml:space="preserve"> </w:t>
+      </w:r>
+      <w:r>
+        <w:t xml:space="preserve">brought</w:t>
+      </w:r>
+      <w:r>
+        <w:t xml:space="preserve"> </w:t>
+      </w:r>
+      <w:r>
+        <w:t xml:space="preserve">pursuant</w:t>
+      </w:r>
+      <w:r>
+        <w:t xml:space="preserve"> </w:t>
+      </w:r>
+      <w:r>
+        <w:t xml:space="preserve">to</w:t>
+      </w:r>
+      <w:r>
+        <w:t xml:space="preserve"> </w:t>
+      </w:r>
+      <w:r>
+        <w:t xml:space="preserve">the</w:t>
+      </w:r>
+      <w:r>
+        <w:t xml:space="preserve"> </w:t>
+      </w:r>
+      <w:r>
+        <w:t xml:space="preserve">Federal</w:t>
+      </w:r>
+      <w:r>
+        <w:t xml:space="preserve"> </w:t>
+      </w:r>
+      <w:r>
+        <w:t xml:space="preserve">Rules</w:t>
+      </w:r>
+      <w:r>
+        <w:t xml:space="preserve"> </w:t>
+      </w:r>
+      <w:r>
+        <w:t xml:space="preserve">of</w:t>
+      </w:r>
+      <w:r>
+        <w:t xml:space="preserve"> </w:t>
+      </w:r>
+      <w:r>
+        <w:t xml:space="preserve">Bankruptcy</w:t>
+      </w:r>
+      <w:r>
+        <w:t xml:space="preserve"> </w:t>
+      </w:r>
+      <w:r>
+        <w:t xml:space="preserve">Procedure</w:t>
+      </w:r>
+      <w:r>
+        <w:t xml:space="preserve"> </w:t>
+      </w:r>
+      <w:r>
+        <w:t xml:space="preserve">7001</w:t>
+      </w:r>
+      <w:r>
+        <w:t xml:space="preserve"> </w:t>
+      </w:r>
+      <w:r>
+        <w:t xml:space="preserve">and</w:t>
+      </w:r>
+      <w:r>
+        <w:t xml:space="preserve"> </w:t>
+      </w:r>
+      <w:r>
+        <w:t xml:space="preserve">11</w:t>
+      </w:r>
+      <w:r>
+        <w:t xml:space="preserve"> </w:t>
+      </w:r>
+      <w:r>
+        <w:t xml:space="preserve">U.S.C.</w:t>
+      </w:r>
+      <w:r>
+        <w:t xml:space="preserve"> </w:t>
+      </w:r>
+      <w:r>
+        <w:t xml:space="preserve">§542.</w:t>
       </w:r>
     </w:p>
     <w:p>
       <w:pPr>
-        <w:pStyle w:val="Numbered"/>
+        <w:tabs>
+          <w:tab w:val="left" w:pos="1440"/>
+        </w:tabs>
+        <w:spacing w:before="0" w:after="0" w:line="480" w:lineRule="exact"/>
+        <w:ind w:left="0" w:firstLine="720"/>
+        <w:jc w:val="left"/>
       </w:pPr>
       <w:r>
         <w:t xml:space="preserve">4.</w:t>
@@ -515,12 +882,77 @@
         <w:tab/>
       </w:r>
       <w:r>
-        <w:t xml:space="preserve">This is a core proceeding as defined by 28 U.S.C. §157.</w:t>
+        <w:t xml:space="preserve">This</w:t>
+      </w:r>
+      <w:r>
+        <w:t xml:space="preserve"> </w:t>
+      </w:r>
+      <w:r>
+        <w:t xml:space="preserve">is</w:t>
+      </w:r>
+      <w:r>
+        <w:t xml:space="preserve"> </w:t>
+      </w:r>
+      <w:r>
+        <w:t xml:space="preserve">a</w:t>
+      </w:r>
+      <w:r>
+        <w:t xml:space="preserve"> </w:t>
+      </w:r>
+      <w:r>
+        <w:t xml:space="preserve">core</w:t>
+      </w:r>
+      <w:r>
+        <w:t xml:space="preserve"> </w:t>
+      </w:r>
+      <w:r>
+        <w:t xml:space="preserve">proceeding</w:t>
+      </w:r>
+      <w:r>
+        <w:t xml:space="preserve"> </w:t>
+      </w:r>
+      <w:r>
+        <w:t xml:space="preserve">as</w:t>
+      </w:r>
+      <w:r>
+        <w:t xml:space="preserve"> </w:t>
+      </w:r>
+      <w:r>
+        <w:t xml:space="preserve">defined</w:t>
+      </w:r>
+      <w:r>
+        <w:t xml:space="preserve"> </w:t>
+      </w:r>
+      <w:r>
+        <w:t xml:space="preserve">by</w:t>
+      </w:r>
+      <w:r>
+        <w:t xml:space="preserve"> </w:t>
+      </w:r>
+      <w:r>
+        <w:t xml:space="preserve">28</w:t>
+      </w:r>
+      <w:r>
+        <w:t xml:space="preserve"> </w:t>
+      </w:r>
+      <w:r>
+        <w:t xml:space="preserve">U.S.C.</w:t>
+      </w:r>
+      <w:r>
+        <w:t xml:space="preserve"> </w:t>
+      </w:r>
+      <w:r>
+        <w:t xml:space="preserve">§157.</w:t>
       </w:r>
     </w:p>
     <w:p>
       <w:pPr>
-        <w:pStyle w:val="Numbered"/>
+        <w:tabs>
+          <w:tab w:val="left" w:pos="1440"/>
+        </w:tabs>
+        <w:spacing w:before="0" w:after="0" w:line="480" w:lineRule="exact"/>
+        <w:ind w:left="0" w:firstLine="720"/>
+        <w:jc w:val="left"/>
       </w:pPr>
       <w:r>
         <w:t xml:space="preserve">5.</w:t>
@@ -529,12 +961,107 @@
         <w:tab/>
       </w:r>
       <w:r>
-        <w:t xml:space="preserve">Plaintiff does not consent to the entry of final orders or judgment by the bankruptcy court.</w:t>
+        <w:t xml:space="preserve">Plaintiff</w:t>
+      </w:r>
+      <w:r>
+        <w:t xml:space="preserve"> </w:t>
+      </w:r>
+      <w:r>
+        <w:t xml:space="preserve">does</w:t>
+      </w:r>
+      <w:r>
+        <w:t xml:space="preserve"> </w:t>
+      </w:r>
+      <w:r>
+        <w:t xml:space="preserve">not</w:t>
+      </w:r>
+      <w:r>
+        <w:t xml:space="preserve"> </w:t>
+      </w:r>
+      <w:r>
+        <w:t xml:space="preserve">consent</w:t>
+      </w:r>
+      <w:r>
+        <w:t xml:space="preserve"> </w:t>
+      </w:r>
+      <w:r>
+        <w:t xml:space="preserve">to</w:t>
+      </w:r>
+      <w:r>
+        <w:t xml:space="preserve"> </w:t>
+      </w:r>
+      <w:r>
+        <w:t xml:space="preserve">the</w:t>
+      </w:r>
+      <w:r>
+        <w:t xml:space="preserve"> </w:t>
+      </w:r>
+      <w:r>
+        <w:t xml:space="preserve">entry</w:t>
+      </w:r>
+      <w:r>
+        <w:t xml:space="preserve"> </w:t>
+      </w:r>
+      <w:r>
+        <w:t xml:space="preserve">of</w:t>
+      </w:r>
+      <w:r>
+        <w:t xml:space="preserve"> </w:t>
+      </w:r>
+      <w:r>
+        <w:t xml:space="preserve">final</w:t>
+      </w:r>
+      <w:r>
+        <w:t xml:space="preserve"> </w:t>
+      </w:r>
+      <w:r>
+        <w:t xml:space="preserve">orders</w:t>
+      </w:r>
+      <w:r>
+        <w:t xml:space="preserve"> </w:t>
+      </w:r>
+      <w:r>
+        <w:t xml:space="preserve">or</w:t>
+      </w:r>
+      <w:r>
+        <w:t xml:space="preserve"> </w:t>
+      </w:r>
+      <w:r>
+        <w:t xml:space="preserve">judgment</w:t>
+      </w:r>
+      <w:r>
+        <w:t xml:space="preserve"> </w:t>
+      </w:r>
+      <w:r>
+        <w:t xml:space="preserve">by</w:t>
+      </w:r>
+      <w:r>
+        <w:t xml:space="preserve"> </w:t>
+      </w:r>
+      <w:r>
+        <w:t xml:space="preserve">the</w:t>
+      </w:r>
+      <w:r>
+        <w:t xml:space="preserve"> </w:t>
+      </w:r>
+      <w:r>
+        <w:t xml:space="preserve">bankruptcy</w:t>
+      </w:r>
+      <w:r>
+        <w:t xml:space="preserve"> </w:t>
+      </w:r>
+      <w:r>
+        <w:t xml:space="preserve">court.</w:t>
       </w:r>
     </w:p>
     <w:p>
       <w:pPr>
-        <w:pStyle w:val="Numbered"/>
+        <w:tabs>
+          <w:tab w:val="left" w:pos="1440"/>
+        </w:tabs>
+        <w:spacing w:before="0" w:after="0" w:line="480" w:lineRule="exact"/>
+        <w:ind w:left="0" w:firstLine="720"/>
+        <w:jc w:val="left"/>
       </w:pPr>
       <w:r>
         <w:t xml:space="preserve">6.</w:t>
@@ -543,12 +1070,95 @@
         <w:tab/>
       </w:r>
       <w:r>
-        <w:t xml:space="preserve">Venue is proper in this district and division pursuant to 28 U.S.C. § 1409.</w:t>
+        <w:t xml:space="preserve">Venue</w:t>
+      </w:r>
+      <w:r>
+        <w:t xml:space="preserve"> </w:t>
+      </w:r>
+      <w:r>
+        <w:t xml:space="preserve">is</w:t>
+      </w:r>
+      <w:r>
+        <w:t xml:space="preserve"> </w:t>
+      </w:r>
+      <w:r>
+        <w:t xml:space="preserve">proper</w:t>
+      </w:r>
+      <w:r>
+        <w:t xml:space="preserve"> </w:t>
+      </w:r>
+      <w:r>
+        <w:t xml:space="preserve">in</w:t>
+      </w:r>
+      <w:r>
+        <w:t xml:space="preserve"> </w:t>
+      </w:r>
+      <w:r>
+        <w:t xml:space="preserve">this</w:t>
+      </w:r>
+      <w:r>
+        <w:t xml:space="preserve"> </w:t>
+      </w:r>
+      <w:r>
+        <w:t xml:space="preserve">district</w:t>
+      </w:r>
+      <w:r>
+        <w:t xml:space="preserve"> </w:t>
+      </w:r>
+      <w:r>
+        <w:t xml:space="preserve">and</w:t>
+      </w:r>
+      <w:r>
+        <w:t xml:space="preserve"> </w:t>
+      </w:r>
+      <w:r>
+        <w:t xml:space="preserve">division</w:t>
+      </w:r>
+      <w:r>
+        <w:t xml:space="preserve"> </w:t>
+      </w:r>
+      <w:r>
+        <w:t xml:space="preserve">pursuant</w:t>
+      </w:r>
+      <w:r>
+        <w:t xml:space="preserve"> </w:t>
+      </w:r>
+      <w:r>
+        <w:t xml:space="preserve">to</w:t>
+      </w:r>
+      <w:r>
+        <w:t xml:space="preserve"> </w:t>
+      </w:r>
+      <w:r>
+        <w:t xml:space="preserve">28</w:t>
+      </w:r>
+      <w:r>
+        <w:t xml:space="preserve"> </w:t>
+      </w:r>
+      <w:r>
+        <w:t xml:space="preserve">U.S.C.</w:t>
+      </w:r>
+      <w:r>
+        <w:t xml:space="preserve"> </w:t>
+      </w:r>
+      <w:r>
+        <w:t xml:space="preserve">§</w:t>
+      </w:r>
+      <w:r>
+        <w:t xml:space="preserve"> </w:t>
+      </w:r>
+      <w:r>
+        <w:t xml:space="preserve">1409.</w:t>
       </w:r>
     </w:p>
     <w:p>
       <w:pPr>
-        <w:pStyle w:val="Numbered"/>
+        <w:tabs>
+          <w:tab w:val="left" w:pos="1440"/>
+        </w:tabs>
+        <w:spacing w:before="0" w:after="0" w:line="480" w:lineRule="exact"/>
+        <w:ind w:left="0" w:firstLine="720"/>
+        <w:jc w:val="left"/>
       </w:pPr>
       <w:r>
         <w:t xml:space="preserve">7.</w:t>
@@ -557,12 +1167,287 @@
         <w:tab/>
       </w:r>
       <w:r>
-        <w:t xml:space="preserve">The Court has jurisdiction over the subject matter of this adversary proceeding pursuant to 28 U.S.C. §157 and §1334(a), (b) and (e) including jurisdiction over all property, wherever located, of the Debtor as of the commencement of this case and of the property of the estate.</w:t>
+        <w:t xml:space="preserve">The</w:t>
+      </w:r>
+      <w:r>
+        <w:t xml:space="preserve"> </w:t>
+      </w:r>
+      <w:r>
+        <w:t xml:space="preserve">Court</w:t>
+      </w:r>
+      <w:r>
+        <w:t xml:space="preserve"> </w:t>
+      </w:r>
+      <w:r>
+        <w:t xml:space="preserve">has</w:t>
+      </w:r>
+      <w:r>
+        <w:t xml:space="preserve"> </w:t>
+      </w:r>
+      <w:r>
+        <w:t xml:space="preserve">jurisdiction</w:t>
+      </w:r>
+      <w:r>
+        <w:t xml:space="preserve"> </w:t>
+      </w:r>
+      <w:r>
+        <w:t xml:space="preserve">over</w:t>
+      </w:r>
+      <w:r>
+        <w:t xml:space="preserve"> </w:t>
+      </w:r>
+      <w:r>
+        <w:t xml:space="preserve">the</w:t>
+      </w:r>
+      <w:r>
+        <w:t xml:space="preserve"> </w:t>
+      </w:r>
+      <w:r>
+        <w:t xml:space="preserve">subject</w:t>
+      </w:r>
+      <w:r>
+        <w:t xml:space="preserve"> </w:t>
+      </w:r>
+      <w:r>
+        <w:t xml:space="preserve">matter</w:t>
+      </w:r>
+      <w:r>
+        <w:t xml:space="preserve"> </w:t>
+      </w:r>
+      <w:r>
+        <w:t xml:space="preserve">of</w:t>
+      </w:r>
+      <w:r>
+        <w:t xml:space="preserve"> </w:t>
+      </w:r>
+      <w:r>
+        <w:t xml:space="preserve">this</w:t>
+      </w:r>
+      <w:r>
+        <w:t xml:space="preserve"> </w:t>
+      </w:r>
+      <w:r>
+        <w:t xml:space="preserve">adversary</w:t>
+      </w:r>
+      <w:r>
+        <w:t xml:space="preserve"> </w:t>
+      </w:r>
+      <w:r>
+        <w:t xml:space="preserve">proceeding</w:t>
+      </w:r>
+      <w:r>
+        <w:t xml:space="preserve"> </w:t>
+      </w:r>
+      <w:r>
+        <w:t xml:space="preserve">pursuant</w:t>
+      </w:r>
+      <w:r>
+        <w:t xml:space="preserve"> </w:t>
+      </w:r>
+      <w:r>
+        <w:t xml:space="preserve">to</w:t>
+      </w:r>
+      <w:r>
+        <w:t xml:space="preserve"> </w:t>
+      </w:r>
+      <w:r>
+        <w:t xml:space="preserve">28</w:t>
+      </w:r>
+      <w:r>
+        <w:t xml:space="preserve"> </w:t>
+      </w:r>
+      <w:r>
+        <w:t xml:space="preserve">U.S.C.</w:t>
+      </w:r>
+      <w:r>
+        <w:t xml:space="preserve"> </w:t>
+      </w:r>
+      <w:r>
+        <w:t xml:space="preserve">§157</w:t>
+      </w:r>
+      <w:r>
+        <w:t xml:space="preserve"> </w:t>
+      </w:r>
+      <w:r>
+        <w:t xml:space="preserve">and</w:t>
+      </w:r>
+      <w:r>
+        <w:t xml:space="preserve"> </w:t>
+      </w:r>
+      <w:r>
+        <w:t xml:space="preserve">§1334(a),</w:t>
+      </w:r>
+      <w:r>
+        <w:t xml:space="preserve"> </w:t>
+      </w:r>
+      <w:r>
+        <w:t xml:space="preserve">(b)</w:t>
+      </w:r>
+      <w:r>
+        <w:t xml:space="preserve"> </w:t>
+      </w:r>
+      <w:r>
+        <w:t xml:space="preserve">and</w:t>
+      </w:r>
+      <w:r>
+        <w:t xml:space="preserve"> </w:t>
+      </w:r>
+      <w:r>
+        <w:t xml:space="preserve">(e)</w:t>
+      </w:r>
+      <w:r>
+        <w:t xml:space="preserve"> </w:t>
+      </w:r>
+      <w:r>
+        <w:t xml:space="preserve">including</w:t>
+      </w:r>
+      <w:r>
+        <w:t xml:space="preserve"> </w:t>
+      </w:r>
+      <w:r>
+        <w:t xml:space="preserve">jurisdiction</w:t>
+      </w:r>
+      <w:r>
+        <w:t xml:space="preserve"> </w:t>
+      </w:r>
+      <w:r>
+        <w:t xml:space="preserve">over</w:t>
+      </w:r>
+      <w:r>
+        <w:t xml:space="preserve"> </w:t>
+      </w:r>
+      <w:r>
+        <w:t xml:space="preserve">all</w:t>
+      </w:r>
+      <w:r>
+        <w:t xml:space="preserve"> </w:t>
+      </w:r>
+      <w:r>
+        <w:t xml:space="preserve">property,</w:t>
+      </w:r>
+      <w:r>
+        <w:t xml:space="preserve"> </w:t>
+      </w:r>
+      <w:r>
+        <w:t xml:space="preserve">wherever</w:t>
+      </w:r>
+      <w:r>
+        <w:t xml:space="preserve"> </w:t>
+      </w:r>
+      <w:r>
+        <w:t xml:space="preserve">located,</w:t>
+      </w:r>
+      <w:r>
+        <w:t xml:space="preserve"> </w:t>
+      </w:r>
+      <w:r>
+        <w:t xml:space="preserve">of</w:t>
+      </w:r>
+      <w:r>
+        <w:t xml:space="preserve"> </w:t>
+      </w:r>
+      <w:r>
+        <w:t xml:space="preserve">the</w:t>
+      </w:r>
+      <w:r>
+        <w:t xml:space="preserve"> </w:t>
+      </w:r>
+      <w:r>
+        <w:t xml:space="preserve">Debtor</w:t>
+      </w:r>
+      <w:r>
+        <w:t xml:space="preserve"> </w:t>
+      </w:r>
+      <w:r>
+        <w:t xml:space="preserve">as</w:t>
+      </w:r>
+      <w:r>
+        <w:t xml:space="preserve"> </w:t>
+      </w:r>
+      <w:r>
+        <w:t xml:space="preserve">of</w:t>
+      </w:r>
+      <w:r>
+        <w:t xml:space="preserve"> </w:t>
+      </w:r>
+      <w:r>
+        <w:t xml:space="preserve">the</w:t>
+      </w:r>
+      <w:r>
+        <w:t xml:space="preserve"> </w:t>
+      </w:r>
+      <w:r>
+        <w:t xml:space="preserve">commencement</w:t>
+      </w:r>
+      <w:r>
+        <w:t xml:space="preserve"> </w:t>
+      </w:r>
+      <w:r>
+        <w:t xml:space="preserve">of</w:t>
+      </w:r>
+      <w:r>
+        <w:t xml:space="preserve"> </w:t>
+      </w:r>
+      <w:r>
+        <w:t xml:space="preserve">this</w:t>
+      </w:r>
+      <w:r>
+        <w:t xml:space="preserve"> </w:t>
+      </w:r>
+      <w:r>
+        <w:t xml:space="preserve">case</w:t>
+      </w:r>
+      <w:r>
+        <w:t xml:space="preserve"> </w:t>
+      </w:r>
+      <w:r>
+        <w:t xml:space="preserve">and</w:t>
+      </w:r>
+      <w:r>
+        <w:t xml:space="preserve"> </w:t>
+      </w:r>
+      <w:r>
+        <w:t xml:space="preserve">of</w:t>
+      </w:r>
+      <w:r>
+        <w:t xml:space="preserve"> </w:t>
+      </w:r>
+      <w:r>
+        <w:t xml:space="preserve">the</w:t>
+      </w:r>
+      <w:r>
+        <w:t xml:space="preserve"> </w:t>
+      </w:r>
+      <w:r>
+        <w:t xml:space="preserve">property</w:t>
+      </w:r>
+      <w:r>
+        <w:t xml:space="preserve"> </w:t>
+      </w:r>
+      <w:r>
+        <w:t xml:space="preserve">of</w:t>
+      </w:r>
+      <w:r>
+        <w:t xml:space="preserve"> </w:t>
+      </w:r>
+      <w:r>
+        <w:t xml:space="preserve">the</w:t>
+      </w:r>
+      <w:r>
+        <w:t xml:space="preserve"> </w:t>
+      </w:r>
+      <w:r>
+        <w:t xml:space="preserve">estate.</w:t>
       </w:r>
     </w:p>
     <w:p>
       <w:pPr>
-        <w:pStyle w:val="Numbered"/>
+        <w:tabs>
+          <w:tab w:val="left" w:pos="1440"/>
+        </w:tabs>
+        <w:spacing w:before="0" w:after="0" w:line="480" w:lineRule="exact"/>
+        <w:ind w:left="0" w:firstLine="720"/>
+        <w:jc w:val="left"/>
       </w:pPr>
       <w:r>
         <w:t xml:space="preserve">8.</w:t>
@@ -571,22 +1456,216 @@
         <w:tab/>
       </w:r>
       <w:r>
-        <w:t xml:space="preserve">Pursuant to 11 U.S.C. § 105 this Court may issue any order, process of judgment that is necessary or appropriate to carry out the provisions of the Bankruptcy Code.</w:t>
+        <w:t xml:space="preserve">Pursuant</w:t>
+      </w:r>
+      <w:r>
+        <w:t xml:space="preserve"> </w:t>
+      </w:r>
+      <w:r>
+        <w:t xml:space="preserve">to</w:t>
+      </w:r>
+      <w:r>
+        <w:t xml:space="preserve"> </w:t>
+      </w:r>
+      <w:r>
+        <w:t xml:space="preserve">11</w:t>
+      </w:r>
+      <w:r>
+        <w:t xml:space="preserve"> </w:t>
+      </w:r>
+      <w:r>
+        <w:t xml:space="preserve">U.S.C.</w:t>
+      </w:r>
+      <w:r>
+        <w:t xml:space="preserve"> </w:t>
+      </w:r>
+      <w:r>
+        <w:t xml:space="preserve">§</w:t>
+      </w:r>
+      <w:r>
+        <w:t xml:space="preserve"> </w:t>
+      </w:r>
+      <w:r>
+        <w:t xml:space="preserve">105</w:t>
+      </w:r>
+      <w:r>
+        <w:t xml:space="preserve"> </w:t>
+      </w:r>
+      <w:r>
+        <w:t xml:space="preserve">this</w:t>
+      </w:r>
+      <w:r>
+        <w:t xml:space="preserve"> </w:t>
+      </w:r>
+      <w:r>
+        <w:t xml:space="preserve">Court</w:t>
+      </w:r>
+      <w:r>
+        <w:t xml:space="preserve"> </w:t>
+      </w:r>
+      <w:r>
+        <w:t xml:space="preserve">may</w:t>
+      </w:r>
+      <w:r>
+        <w:t xml:space="preserve"> </w:t>
+      </w:r>
+      <w:r>
+        <w:t xml:space="preserve">issue</w:t>
+      </w:r>
+      <w:r>
+        <w:t xml:space="preserve"> </w:t>
+      </w:r>
+      <w:r>
+        <w:t xml:space="preserve">any</w:t>
+      </w:r>
+      <w:r>
+        <w:t xml:space="preserve"> </w:t>
+      </w:r>
+      <w:r>
+        <w:t xml:space="preserve">order,</w:t>
+      </w:r>
+      <w:r>
+        <w:t xml:space="preserve"> </w:t>
+      </w:r>
+      <w:r>
+        <w:t xml:space="preserve">process</w:t>
+      </w:r>
+      <w:r>
+        <w:t xml:space="preserve"> </w:t>
+      </w:r>
+      <w:r>
+        <w:t xml:space="preserve">of</w:t>
+      </w:r>
+      <w:r>
+        <w:t xml:space="preserve"> </w:t>
+      </w:r>
+      <w:r>
+        <w:t xml:space="preserve">judgment</w:t>
+      </w:r>
+      <w:r>
+        <w:t xml:space="preserve"> </w:t>
+      </w:r>
+      <w:r>
+        <w:t xml:space="preserve">that</w:t>
+      </w:r>
+      <w:r>
+        <w:t xml:space="preserve"> </w:t>
+      </w:r>
+      <w:r>
+        <w:t xml:space="preserve">is</w:t>
+      </w:r>
+      <w:r>
+        <w:t xml:space="preserve"> </w:t>
+      </w:r>
+      <w:r>
+        <w:t xml:space="preserve">necessary</w:t>
+      </w:r>
+      <w:r>
+        <w:t xml:space="preserve"> </w:t>
+      </w:r>
+      <w:r>
+        <w:t xml:space="preserve">or</w:t>
+      </w:r>
+      <w:r>
+        <w:t xml:space="preserve"> </w:t>
+      </w:r>
+      <w:r>
+        <w:t xml:space="preserve">appropriate</w:t>
+      </w:r>
+      <w:r>
+        <w:t xml:space="preserve"> </w:t>
+      </w:r>
+      <w:r>
+        <w:t xml:space="preserve">to</w:t>
+      </w:r>
+      <w:r>
+        <w:t xml:space="preserve"> </w:t>
+      </w:r>
+      <w:r>
+        <w:t xml:space="preserve">carry</w:t>
+      </w:r>
+      <w:r>
+        <w:t xml:space="preserve"> </w:t>
+      </w:r>
+      <w:r>
+        <w:t xml:space="preserve">out</w:t>
+      </w:r>
+      <w:r>
+        <w:t xml:space="preserve"> </w:t>
+      </w:r>
+      <w:r>
+        <w:t xml:space="preserve">the</w:t>
+      </w:r>
+      <w:r>
+        <w:t xml:space="preserve"> </w:t>
+      </w:r>
+      <w:r>
+        <w:t xml:space="preserve">provisions</w:t>
+      </w:r>
+      <w:r>
+        <w:t xml:space="preserve"> </w:t>
+      </w:r>
+      <w:r>
+        <w:t xml:space="preserve">of</w:t>
+      </w:r>
+      <w:r>
+        <w:t xml:space="preserve"> </w:t>
+      </w:r>
+      <w:r>
+        <w:t xml:space="preserve">the</w:t>
+      </w:r>
+      <w:r>
+        <w:t xml:space="preserve"> </w:t>
+      </w:r>
+      <w:r>
+        <w:t xml:space="preserve">Bankruptcy</w:t>
+      </w:r>
+      <w:r>
+        <w:t xml:space="preserve"> </w:t>
+      </w:r>
+      <w:r>
+        <w:t xml:space="preserve">Code.</w:t>
       </w:r>
     </w:p>
-    <w:bookmarkEnd w:id="21"/>
-    <w:bookmarkStart w:id="22" w:name="factual-allegations"/>
     <w:p>
       <w:pPr>
         <w:pStyle w:val="Heading1"/>
+        <w:keepNext/>
+        <w:keepLines/>
+        <w:spacing w:before="288" w:after="144" w:line="276" w:lineRule="exact"/>
+        <w:ind w:left="0" w:firstLine="0"/>
+        <w:jc w:val="center"/>
       </w:pPr>
       <w:r>
-        <w:t xml:space="preserve">FACTUAL ALLEGATIONS</w:t>
+        <w:rPr>
+          <w:b/>
+          <w:bCs/>
+        </w:rPr>
+        <w:t xml:space="preserve">FACTUAL</w:t>
+      </w:r>
+      <w:r>
+        <w:rPr>
+          <w:b/>
+          <w:bCs/>
+        </w:rPr>
+        <w:t xml:space="preserve"> </w:t>
+      </w:r>
+      <w:r>
+        <w:rPr>
+          <w:b/>
+          <w:bCs/>
+        </w:rPr>
+        <w:t xml:space="preserve">ALLEGATIONS</w:t>
       </w:r>
     </w:p>
     <w:p>
       <w:pPr>
-        <w:pStyle w:val="Numbered"/>
+        <w:tabs>
+          <w:tab w:val="left" w:pos="1440"/>
+        </w:tabs>
+        <w:spacing w:before="0" w:after="0" w:line="480" w:lineRule="exact"/>
+        <w:ind w:left="0" w:firstLine="720"/>
+        <w:jc w:val="left"/>
       </w:pPr>
       <w:r>
         <w:t xml:space="preserve">9.</w:t>
@@ -595,21 +1674,250 @@
         <w:tab/>
       </w:r>
       <w:r>
-        <w:t xml:space="preserve">The Debtor filed a voluntary petition under Chapter 7 of Title 11, United States Code on November 8, 2013 (the</w:t>
-      </w:r>
-      <w:r>
-        <w:t xml:space="preserve"> </w:t>
-      </w:r>
-      <w:r>
-        <w:t xml:space="preserve">“Petition Date”</w:t>
-      </w:r>
-      <w:r>
-        <w:t xml:space="preserve">) in the United States Bankruptcy Court for the Western District of Wisconsin as Case No. 13-15445.</w:t>
+        <w:t xml:space="preserve">The</w:t>
+      </w:r>
+      <w:r>
+        <w:t xml:space="preserve"> </w:t>
+      </w:r>
+      <w:r>
+        <w:t xml:space="preserve">Debtor</w:t>
+      </w:r>
+      <w:r>
+        <w:t xml:space="preserve"> </w:t>
+      </w:r>
+      <w:r>
+        <w:t xml:space="preserve">filed</w:t>
+      </w:r>
+      <w:r>
+        <w:t xml:space="preserve"> </w:t>
+      </w:r>
+      <w:r>
+        <w:t xml:space="preserve">a</w:t>
+      </w:r>
+      <w:r>
+        <w:t xml:space="preserve"> </w:t>
+      </w:r>
+      <w:r>
+        <w:t xml:space="preserve">voluntary</w:t>
+      </w:r>
+      <w:r>
+        <w:t xml:space="preserve"> </w:t>
+      </w:r>
+      <w:r>
+        <w:t xml:space="preserve">petition</w:t>
+      </w:r>
+      <w:r>
+        <w:t xml:space="preserve"> </w:t>
+      </w:r>
+      <w:r>
+        <w:t xml:space="preserve">under</w:t>
+      </w:r>
+      <w:r>
+        <w:t xml:space="preserve"> </w:t>
+      </w:r>
+      <w:r>
+        <w:t xml:space="preserve">Chapter</w:t>
+      </w:r>
+      <w:r>
+        <w:t xml:space="preserve"> </w:t>
+      </w:r>
+      <w:r>
+        <w:t xml:space="preserve">7</w:t>
+      </w:r>
+      <w:r>
+        <w:t xml:space="preserve"> </w:t>
+      </w:r>
+      <w:r>
+        <w:t xml:space="preserve">of</w:t>
+      </w:r>
+      <w:r>
+        <w:t xml:space="preserve"> </w:t>
+      </w:r>
+      <w:r>
+        <w:t xml:space="preserve">Title</w:t>
+      </w:r>
+      <w:r>
+        <w:t xml:space="preserve"> </w:t>
+      </w:r>
+      <w:r>
+        <w:t xml:space="preserve">11,</w:t>
+      </w:r>
+      <w:r>
+        <w:t xml:space="preserve"> </w:t>
+      </w:r>
+      <w:r>
+        <w:t xml:space="preserve">United</w:t>
+      </w:r>
+      <w:r>
+        <w:t xml:space="preserve"> </w:t>
+      </w:r>
+      <w:r>
+        <w:t xml:space="preserve">States</w:t>
+      </w:r>
+      <w:r>
+        <w:t xml:space="preserve"> </w:t>
+      </w:r>
+      <w:r>
+        <w:t xml:space="preserve">Code</w:t>
+      </w:r>
+      <w:r>
+        <w:t xml:space="preserve"> </w:t>
+      </w:r>
+      <w:r>
+        <w:t xml:space="preserve">on</w:t>
+      </w:r>
+      <w:r>
+        <w:t xml:space="preserve"> </w:t>
+      </w:r>
+      <w:r>
+        <w:t xml:space="preserve">November</w:t>
+      </w:r>
+      <w:r>
+        <w:t xml:space="preserve"> </w:t>
+      </w:r>
+      <w:r>
+        <w:t xml:space="preserve">8,</w:t>
+      </w:r>
+      <w:r>
+        <w:t xml:space="preserve"> </w:t>
+      </w:r>
+      <w:r>
+        <w:t xml:space="preserve">2013</w:t>
+      </w:r>
+      <w:r>
+        <w:t xml:space="preserve"> </w:t>
+      </w:r>
+      <w:r>
+        <w:t xml:space="preserve">(the</w:t>
+      </w:r>
+      <w:r>
+        <w:t xml:space="preserve"> </w:t>
+      </w:r>
+      <w:r>
+        <w:t xml:space="preserve">“</w:t>
+      </w:r>
+      <w:r>
+        <w:t xml:space="preserve">Petition</w:t>
+      </w:r>
+      <w:r>
+        <w:t xml:space="preserve"> </w:t>
+      </w:r>
+      <w:r>
+        <w:t xml:space="preserve">Date</w:t>
+      </w:r>
+      <w:r>
+        <w:t xml:space="preserve">”</w:t>
+      </w:r>
+      <w:r>
+        <w:t xml:space="preserve">)</w:t>
+      </w:r>
+      <w:r>
+        <w:t xml:space="preserve"> </w:t>
+      </w:r>
+      <w:r>
+        <w:t xml:space="preserve">in</w:t>
+      </w:r>
+      <w:r>
+        <w:t xml:space="preserve"> </w:t>
+      </w:r>
+      <w:r>
+        <w:t xml:space="preserve">the</w:t>
+      </w:r>
+      <w:r>
+        <w:t xml:space="preserve"> </w:t>
+      </w:r>
+      <w:r>
+        <w:t xml:space="preserve">United</w:t>
+      </w:r>
+      <w:r>
+        <w:t xml:space="preserve"> </w:t>
+      </w:r>
+      <w:r>
+        <w:t xml:space="preserve">States</w:t>
+      </w:r>
+      <w:r>
+        <w:t xml:space="preserve"> </w:t>
+      </w:r>
+      <w:r>
+        <w:t xml:space="preserve">Bankruptcy</w:t>
+      </w:r>
+      <w:r>
+        <w:t xml:space="preserve"> </w:t>
+      </w:r>
+      <w:r>
+        <w:t xml:space="preserve">Court</w:t>
+      </w:r>
+      <w:r>
+        <w:t xml:space="preserve"> </w:t>
+      </w:r>
+      <w:r>
+        <w:t xml:space="preserve">for</w:t>
+      </w:r>
+      <w:r>
+        <w:t xml:space="preserve"> </w:t>
+      </w:r>
+      <w:r>
+        <w:t xml:space="preserve">the</w:t>
+      </w:r>
+      <w:r>
+        <w:t xml:space="preserve"> </w:t>
+      </w:r>
+      <w:r>
+        <w:t xml:space="preserve">Western</w:t>
+      </w:r>
+      <w:r>
+        <w:t xml:space="preserve"> </w:t>
+      </w:r>
+      <w:r>
+        <w:t xml:space="preserve">District</w:t>
+      </w:r>
+      <w:r>
+        <w:t xml:space="preserve"> </w:t>
+      </w:r>
+      <w:r>
+        <w:t xml:space="preserve">of</w:t>
+      </w:r>
+      <w:r>
+        <w:t xml:space="preserve"> </w:t>
+      </w:r>
+      <w:r>
+        <w:t xml:space="preserve">Wisconsin</w:t>
+      </w:r>
+      <w:r>
+        <w:t xml:space="preserve"> </w:t>
+      </w:r>
+      <w:r>
+        <w:t xml:space="preserve">as</w:t>
+      </w:r>
+      <w:r>
+        <w:t xml:space="preserve"> </w:t>
+      </w:r>
+      <w:r>
+        <w:t xml:space="preserve">Case</w:t>
+      </w:r>
+      <w:r>
+        <w:t xml:space="preserve"> </w:t>
+      </w:r>
+      <w:r>
+        <w:t xml:space="preserve">No.</w:t>
+      </w:r>
+      <w:r>
+        <w:t xml:space="preserve"> </w:t>
+      </w:r>
+      <w:r>
+        <w:t xml:space="preserve">13</w:t>
+        <w:noBreakHyphen/>
+        <w:t xml:space="preserve">15445.</w:t>
       </w:r>
     </w:p>
     <w:p>
       <w:pPr>
-        <w:pStyle w:val="Numbered"/>
+        <w:tabs>
+          <w:tab w:val="left" w:pos="1440"/>
+        </w:tabs>
+        <w:spacing w:before="0" w:after="0" w:line="480" w:lineRule="exact"/>
+        <w:ind w:left="0" w:firstLine="720"/>
+        <w:jc w:val="left"/>
       </w:pPr>
       <w:r>
         <w:t xml:space="preserve">10.</w:t>
@@ -618,12 +1926,107 @@
         <w:tab/>
       </w:r>
       <w:r>
-        <w:t xml:space="preserve">The property of the estate includes the Debtor’s residence at 2203 S. Osborne Avenue, Janesville, Wisconsin.</w:t>
+        <w:t xml:space="preserve">The</w:t>
+      </w:r>
+      <w:r>
+        <w:t xml:space="preserve"> </w:t>
+      </w:r>
+      <w:r>
+        <w:t xml:space="preserve">property</w:t>
+      </w:r>
+      <w:r>
+        <w:t xml:space="preserve"> </w:t>
+      </w:r>
+      <w:r>
+        <w:t xml:space="preserve">of</w:t>
+      </w:r>
+      <w:r>
+        <w:t xml:space="preserve"> </w:t>
+      </w:r>
+      <w:r>
+        <w:t xml:space="preserve">the</w:t>
+      </w:r>
+      <w:r>
+        <w:t xml:space="preserve"> </w:t>
+      </w:r>
+      <w:r>
+        <w:t xml:space="preserve">estate</w:t>
+      </w:r>
+      <w:r>
+        <w:t xml:space="preserve"> </w:t>
+      </w:r>
+      <w:r>
+        <w:t xml:space="preserve">includes</w:t>
+      </w:r>
+      <w:r>
+        <w:t xml:space="preserve"> </w:t>
+      </w:r>
+      <w:r>
+        <w:t xml:space="preserve">the</w:t>
+      </w:r>
+      <w:r>
+        <w:t xml:space="preserve"> </w:t>
+      </w:r>
+      <w:r>
+        <w:t xml:space="preserve">Debtor’s</w:t>
+      </w:r>
+      <w:r>
+        <w:t xml:space="preserve"> </w:t>
+      </w:r>
+      <w:r>
+        <w:t xml:space="preserve">residence</w:t>
+      </w:r>
+      <w:r>
+        <w:t xml:space="preserve"> </w:t>
+      </w:r>
+      <w:r>
+        <w:t xml:space="preserve">at</w:t>
+      </w:r>
+      <w:r>
+        <w:t xml:space="preserve"> </w:t>
+      </w:r>
+      <w:r>
+        <w:t xml:space="preserve">2203</w:t>
+      </w:r>
+      <w:r>
+        <w:t xml:space="preserve"> </w:t>
+      </w:r>
+      <w:r>
+        <w:t xml:space="preserve">S.</w:t>
+      </w:r>
+      <w:r>
+        <w:t xml:space="preserve"> </w:t>
+      </w:r>
+      <w:r>
+        <w:t xml:space="preserve">Osborne</w:t>
+      </w:r>
+      <w:r>
+        <w:t xml:space="preserve"> </w:t>
+      </w:r>
+      <w:r>
+        <w:t xml:space="preserve">Avenue,</w:t>
+      </w:r>
+      <w:r>
+        <w:t xml:space="preserve"> </w:t>
+      </w:r>
+      <w:r>
+        <w:t xml:space="preserve">Janesville,</w:t>
+      </w:r>
+      <w:r>
+        <w:t xml:space="preserve"> </w:t>
+      </w:r>
+      <w:r>
+        <w:t xml:space="preserve">Wisconsin.</w:t>
       </w:r>
     </w:p>
     <w:p>
       <w:pPr>
-        <w:pStyle w:val="Numbered"/>
+        <w:tabs>
+          <w:tab w:val="left" w:pos="1440"/>
+        </w:tabs>
+        <w:spacing w:before="0" w:after="0" w:line="480" w:lineRule="exact"/>
+        <w:ind w:left="0" w:firstLine="720"/>
+        <w:jc w:val="left"/>
       </w:pPr>
       <w:r>
         <w:t xml:space="preserve">11.</w:t>
@@ -632,12 +2035,113 @@
         <w:tab/>
       </w:r>
       <w:r>
-        <w:t xml:space="preserve">The mortgage on the property was prepared by Countrywide Bank. It did not contain a legal description.</w:t>
+        <w:t xml:space="preserve">The</w:t>
+      </w:r>
+      <w:r>
+        <w:t xml:space="preserve"> </w:t>
+      </w:r>
+      <w:r>
+        <w:t xml:space="preserve">mortgage</w:t>
+      </w:r>
+      <w:r>
+        <w:t xml:space="preserve"> </w:t>
+      </w:r>
+      <w:r>
+        <w:t xml:space="preserve">on</w:t>
+      </w:r>
+      <w:r>
+        <w:t xml:space="preserve"> </w:t>
+      </w:r>
+      <w:r>
+        <w:t xml:space="preserve">the</w:t>
+      </w:r>
+      <w:r>
+        <w:t xml:space="preserve"> </w:t>
+      </w:r>
+      <w:r>
+        <w:t xml:space="preserve">property</w:t>
+      </w:r>
+      <w:r>
+        <w:t xml:space="preserve"> </w:t>
+      </w:r>
+      <w:r>
+        <w:t xml:space="preserve">was</w:t>
+      </w:r>
+      <w:r>
+        <w:t xml:space="preserve"> </w:t>
+      </w:r>
+      <w:r>
+        <w:t xml:space="preserve">prepared</w:t>
+      </w:r>
+      <w:r>
+        <w:t xml:space="preserve"> </w:t>
+      </w:r>
+      <w:r>
+        <w:t xml:space="preserve">by</w:t>
+      </w:r>
+      <w:r>
+        <w:t xml:space="preserve"> </w:t>
+      </w:r>
+      <w:r>
+        <w:t xml:space="preserve">Countrywide</w:t>
+      </w:r>
+      <w:r>
+        <w:t xml:space="preserve"> </w:t>
+      </w:r>
+      <w:r>
+        <w:t xml:space="preserve">Bank.</w:t>
+      </w:r>
+      <w:r>
+        <w:t xml:space="preserve"> </w:t>
+      </w:r>
+      <w:r>
+        <w:t xml:space="preserve">It</w:t>
+      </w:r>
+      <w:r>
+        <w:t xml:space="preserve"> </w:t>
+      </w:r>
+      <w:r>
+        <w:t xml:space="preserve">did</w:t>
+      </w:r>
+      <w:r>
+        <w:t xml:space="preserve"> </w:t>
+      </w:r>
+      <w:r>
+        <w:t xml:space="preserve">not</w:t>
+      </w:r>
+      <w:r>
+        <w:t xml:space="preserve"> </w:t>
+      </w:r>
+      <w:r>
+        <w:t xml:space="preserve">contain</w:t>
+      </w:r>
+      <w:r>
+        <w:t xml:space="preserve"> </w:t>
+      </w:r>
+      <w:r>
+        <w:t xml:space="preserve">a</w:t>
+      </w:r>
+      <w:r>
+        <w:t xml:space="preserve"> </w:t>
+      </w:r>
+      <w:r>
+        <w:t xml:space="preserve">legal</w:t>
+      </w:r>
+      <w:r>
+        <w:t xml:space="preserve"> </w:t>
+      </w:r>
+      <w:r>
+        <w:t xml:space="preserve">description.</w:t>
       </w:r>
     </w:p>
     <w:p>
       <w:pPr>
-        <w:pStyle w:val="Numbered"/>
+        <w:tabs>
+          <w:tab w:val="left" w:pos="1440"/>
+        </w:tabs>
+        <w:spacing w:before="0" w:after="0" w:line="480" w:lineRule="exact"/>
+        <w:ind w:left="0" w:firstLine="720"/>
+        <w:jc w:val="left"/>
       </w:pPr>
       <w:r>
         <w:t xml:space="preserve">12.</w:t>
@@ -646,12 +2150,251 @@
         <w:tab/>
       </w:r>
       <w:r>
-        <w:t xml:space="preserve">The above-referenced mortgage made reference to an Exhibit A, but there was no Exhibit A attached to the mortgage and no document with a legal description was ever filed with the Register of Deeds Office in the county in question.</w:t>
+        <w:t xml:space="preserve">The</w:t>
+      </w:r>
+      <w:r>
+        <w:t xml:space="preserve"> </w:t>
+      </w:r>
+      <w:r>
+        <w:t xml:space="preserve">above-referenced</w:t>
+      </w:r>
+      <w:r>
+        <w:t xml:space="preserve"> </w:t>
+      </w:r>
+      <w:r>
+        <w:t xml:space="preserve">mortgage</w:t>
+      </w:r>
+      <w:r>
+        <w:t xml:space="preserve"> </w:t>
+      </w:r>
+      <w:r>
+        <w:t xml:space="preserve">made</w:t>
+      </w:r>
+      <w:r>
+        <w:t xml:space="preserve"> </w:t>
+      </w:r>
+      <w:r>
+        <w:t xml:space="preserve">reference</w:t>
+      </w:r>
+      <w:r>
+        <w:t xml:space="preserve"> </w:t>
+      </w:r>
+      <w:r>
+        <w:t xml:space="preserve">to</w:t>
+      </w:r>
+      <w:r>
+        <w:t xml:space="preserve"> </w:t>
+      </w:r>
+      <w:r>
+        <w:t xml:space="preserve">an</w:t>
+      </w:r>
+      <w:r>
+        <w:t xml:space="preserve"> </w:t>
+      </w:r>
+      <w:r>
+        <w:t xml:space="preserve">Exhibit</w:t>
+      </w:r>
+      <w:r>
+        <w:t xml:space="preserve"> </w:t>
+      </w:r>
+      <w:r>
+        <w:t xml:space="preserve">A,</w:t>
+      </w:r>
+      <w:r>
+        <w:t xml:space="preserve"> </w:t>
+      </w:r>
+      <w:r>
+        <w:t xml:space="preserve">but</w:t>
+      </w:r>
+      <w:r>
+        <w:t xml:space="preserve"> </w:t>
+      </w:r>
+      <w:r>
+        <w:t xml:space="preserve">there</w:t>
+      </w:r>
+      <w:r>
+        <w:t xml:space="preserve"> </w:t>
+      </w:r>
+      <w:r>
+        <w:t xml:space="preserve">was</w:t>
+      </w:r>
+      <w:r>
+        <w:t xml:space="preserve"> </w:t>
+      </w:r>
+      <w:r>
+        <w:t xml:space="preserve">no</w:t>
+      </w:r>
+      <w:r>
+        <w:t xml:space="preserve"> </w:t>
+      </w:r>
+      <w:r>
+        <w:t xml:space="preserve">Exhibit</w:t>
+      </w:r>
+      <w:r>
+        <w:t xml:space="preserve"> </w:t>
+      </w:r>
+      <w:r>
+        <w:t xml:space="preserve">A</w:t>
+      </w:r>
+      <w:r>
+        <w:t xml:space="preserve"> </w:t>
+      </w:r>
+      <w:r>
+        <w:t xml:space="preserve">attached</w:t>
+      </w:r>
+      <w:r>
+        <w:t xml:space="preserve"> </w:t>
+      </w:r>
+      <w:r>
+        <w:t xml:space="preserve">to</w:t>
+      </w:r>
+      <w:r>
+        <w:t xml:space="preserve"> </w:t>
+      </w:r>
+      <w:r>
+        <w:t xml:space="preserve">the</w:t>
+      </w:r>
+      <w:r>
+        <w:t xml:space="preserve"> </w:t>
+      </w:r>
+      <w:r>
+        <w:t xml:space="preserve">mortgage</w:t>
+      </w:r>
+      <w:r>
+        <w:t xml:space="preserve"> </w:t>
+      </w:r>
+      <w:r>
+        <w:t xml:space="preserve">and</w:t>
+      </w:r>
+      <w:r>
+        <w:t xml:space="preserve"> </w:t>
+      </w:r>
+      <w:r>
+        <w:t xml:space="preserve">no</w:t>
+      </w:r>
+      <w:r>
+        <w:t xml:space="preserve"> </w:t>
+      </w:r>
+      <w:r>
+        <w:t xml:space="preserve">document</w:t>
+      </w:r>
+      <w:r>
+        <w:t xml:space="preserve"> </w:t>
+      </w:r>
+      <w:r>
+        <w:t xml:space="preserve">with</w:t>
+      </w:r>
+      <w:r>
+        <w:t xml:space="preserve"> </w:t>
+      </w:r>
+      <w:r>
+        <w:t xml:space="preserve">a</w:t>
+      </w:r>
+      <w:r>
+        <w:t xml:space="preserve"> </w:t>
+      </w:r>
+      <w:r>
+        <w:t xml:space="preserve">legal</w:t>
+      </w:r>
+      <w:r>
+        <w:t xml:space="preserve"> </w:t>
+      </w:r>
+      <w:r>
+        <w:t xml:space="preserve">description</w:t>
+      </w:r>
+      <w:r>
+        <w:t xml:space="preserve"> </w:t>
+      </w:r>
+      <w:r>
+        <w:t xml:space="preserve">was</w:t>
+      </w:r>
+      <w:r>
+        <w:t xml:space="preserve"> </w:t>
+      </w:r>
+      <w:r>
+        <w:t xml:space="preserve">ever</w:t>
+      </w:r>
+      <w:r>
+        <w:t xml:space="preserve"> </w:t>
+      </w:r>
+      <w:r>
+        <w:t xml:space="preserve">filed</w:t>
+      </w:r>
+      <w:r>
+        <w:t xml:space="preserve"> </w:t>
+      </w:r>
+      <w:r>
+        <w:t xml:space="preserve">with</w:t>
+      </w:r>
+      <w:r>
+        <w:t xml:space="preserve"> </w:t>
+      </w:r>
+      <w:r>
+        <w:t xml:space="preserve">the</w:t>
+      </w:r>
+      <w:r>
+        <w:t xml:space="preserve"> </w:t>
+      </w:r>
+      <w:r>
+        <w:t xml:space="preserve">Register</w:t>
+      </w:r>
+      <w:r>
+        <w:t xml:space="preserve"> </w:t>
+      </w:r>
+      <w:r>
+        <w:t xml:space="preserve">of</w:t>
+      </w:r>
+      <w:r>
+        <w:t xml:space="preserve"> </w:t>
+      </w:r>
+      <w:r>
+        <w:t xml:space="preserve">Deeds</w:t>
+      </w:r>
+      <w:r>
+        <w:t xml:space="preserve"> </w:t>
+      </w:r>
+      <w:r>
+        <w:t xml:space="preserve">Office</w:t>
+      </w:r>
+      <w:r>
+        <w:t xml:space="preserve"> </w:t>
+      </w:r>
+      <w:r>
+        <w:t xml:space="preserve">in</w:t>
+      </w:r>
+      <w:r>
+        <w:t xml:space="preserve"> </w:t>
+      </w:r>
+      <w:r>
+        <w:t xml:space="preserve">the</w:t>
+      </w:r>
+      <w:r>
+        <w:t xml:space="preserve"> </w:t>
+      </w:r>
+      <w:r>
+        <w:t xml:space="preserve">county</w:t>
+      </w:r>
+      <w:r>
+        <w:t xml:space="preserve"> </w:t>
+      </w:r>
+      <w:r>
+        <w:t xml:space="preserve">in</w:t>
+      </w:r>
+      <w:r>
+        <w:t xml:space="preserve"> </w:t>
+      </w:r>
+      <w:r>
+        <w:t xml:space="preserve">question.</w:t>
       </w:r>
     </w:p>
     <w:p>
       <w:pPr>
-        <w:pStyle w:val="Numbered"/>
+        <w:tabs>
+          <w:tab w:val="left" w:pos="1440"/>
+        </w:tabs>
+        <w:spacing w:before="0" w:after="0" w:line="480" w:lineRule="exact"/>
+        <w:ind w:left="0" w:firstLine="720"/>
+        <w:jc w:val="left"/>
       </w:pPr>
       <w:r>
         <w:t xml:space="preserve">13.</w:t>
@@ -660,12 +2403,143 @@
         <w:tab/>
       </w:r>
       <w:r>
-        <w:t xml:space="preserve">Regarding the above mortgage, there is no chain of title sufficient to establish constructive notice of the existence of the claimed lien.</w:t>
+        <w:t xml:space="preserve">Regarding</w:t>
+      </w:r>
+      <w:r>
+        <w:t xml:space="preserve"> </w:t>
+      </w:r>
+      <w:r>
+        <w:t xml:space="preserve">the</w:t>
+      </w:r>
+      <w:r>
+        <w:t xml:space="preserve"> </w:t>
+      </w:r>
+      <w:r>
+        <w:t xml:space="preserve">above</w:t>
+      </w:r>
+      <w:r>
+        <w:t xml:space="preserve"> </w:t>
+      </w:r>
+      <w:r>
+        <w:t xml:space="preserve">mortgage,</w:t>
+      </w:r>
+      <w:r>
+        <w:t xml:space="preserve"> </w:t>
+      </w:r>
+      <w:r>
+        <w:t xml:space="preserve">there</w:t>
+      </w:r>
+      <w:r>
+        <w:t xml:space="preserve"> </w:t>
+      </w:r>
+      <w:r>
+        <w:t xml:space="preserve">is</w:t>
+      </w:r>
+      <w:r>
+        <w:t xml:space="preserve"> </w:t>
+      </w:r>
+      <w:r>
+        <w:t xml:space="preserve">no</w:t>
+      </w:r>
+      <w:r>
+        <w:t xml:space="preserve"> </w:t>
+      </w:r>
+      <w:r>
+        <w:t xml:space="preserve">chain</w:t>
+      </w:r>
+      <w:r>
+        <w:t xml:space="preserve"> </w:t>
+      </w:r>
+      <w:r>
+        <w:t xml:space="preserve">of</w:t>
+      </w:r>
+      <w:r>
+        <w:t xml:space="preserve"> </w:t>
+      </w:r>
+      <w:r>
+        <w:t xml:space="preserve">title</w:t>
+      </w:r>
+      <w:r>
+        <w:t xml:space="preserve"> </w:t>
+      </w:r>
+      <w:r>
+        <w:t xml:space="preserve">sufficient</w:t>
+      </w:r>
+      <w:r>
+        <w:t xml:space="preserve"> </w:t>
+      </w:r>
+      <w:r>
+        <w:t xml:space="preserve">to</w:t>
+      </w:r>
+      <w:r>
+        <w:t xml:space="preserve"> </w:t>
+      </w:r>
+      <w:r>
+        <w:t xml:space="preserve">establish</w:t>
+      </w:r>
+      <w:r>
+        <w:t xml:space="preserve"> </w:t>
+      </w:r>
+      <w:r>
+        <w:t xml:space="preserve">constructive</w:t>
+      </w:r>
+      <w:r>
+        <w:t xml:space="preserve"> </w:t>
+      </w:r>
+      <w:r>
+        <w:t xml:space="preserve">notice</w:t>
+      </w:r>
+      <w:r>
+        <w:t xml:space="preserve"> </w:t>
+      </w:r>
+      <w:r>
+        <w:t xml:space="preserve">of</w:t>
+      </w:r>
+      <w:r>
+        <w:t xml:space="preserve"> </w:t>
+      </w:r>
+      <w:r>
+        <w:t xml:space="preserve">the</w:t>
+      </w:r>
+      <w:r>
+        <w:t xml:space="preserve"> </w:t>
+      </w:r>
+      <w:r>
+        <w:t xml:space="preserve">existence</w:t>
+      </w:r>
+      <w:r>
+        <w:t xml:space="preserve"> </w:t>
+      </w:r>
+      <w:r>
+        <w:t xml:space="preserve">of</w:t>
+      </w:r>
+      <w:r>
+        <w:t xml:space="preserve"> </w:t>
+      </w:r>
+      <w:r>
+        <w:t xml:space="preserve">the</w:t>
+      </w:r>
+      <w:r>
+        <w:t xml:space="preserve"> </w:t>
+      </w:r>
+      <w:r>
+        <w:t xml:space="preserve">claimed</w:t>
+      </w:r>
+      <w:r>
+        <w:t xml:space="preserve"> </w:t>
+      </w:r>
+      <w:r>
+        <w:t xml:space="preserve">lien.</w:t>
       </w:r>
     </w:p>
     <w:p>
       <w:pPr>
-        <w:pStyle w:val="Numbered"/>
+        <w:tabs>
+          <w:tab w:val="left" w:pos="1440"/>
+        </w:tabs>
+        <w:spacing w:before="0" w:after="0" w:line="480" w:lineRule="exact"/>
+        <w:ind w:left="0" w:firstLine="720"/>
+        <w:jc w:val="left"/>
       </w:pPr>
       <w:r>
         <w:t xml:space="preserve">14.</w:t>
@@ -674,12 +2548,281 @@
         <w:tab/>
       </w:r>
       <w:r>
-        <w:t xml:space="preserve">That at the time of the filing of the bankruptcy petition, the property was not subject to a valid lien. The value of the property is approximately $85,000.00 after deducting anticipated sale costs, and the Debtor is entitled to exempt $75,000.00 of the property value.</w:t>
+        <w:t xml:space="preserve">That</w:t>
+      </w:r>
+      <w:r>
+        <w:t xml:space="preserve"> </w:t>
+      </w:r>
+      <w:r>
+        <w:t xml:space="preserve">at</w:t>
+      </w:r>
+      <w:r>
+        <w:t xml:space="preserve"> </w:t>
+      </w:r>
+      <w:r>
+        <w:t xml:space="preserve">the</w:t>
+      </w:r>
+      <w:r>
+        <w:t xml:space="preserve"> </w:t>
+      </w:r>
+      <w:r>
+        <w:t xml:space="preserve">time</w:t>
+      </w:r>
+      <w:r>
+        <w:t xml:space="preserve"> </w:t>
+      </w:r>
+      <w:r>
+        <w:t xml:space="preserve">of</w:t>
+      </w:r>
+      <w:r>
+        <w:t xml:space="preserve"> </w:t>
+      </w:r>
+      <w:r>
+        <w:t xml:space="preserve">the</w:t>
+      </w:r>
+      <w:r>
+        <w:t xml:space="preserve"> </w:t>
+      </w:r>
+      <w:r>
+        <w:t xml:space="preserve">filing</w:t>
+      </w:r>
+      <w:r>
+        <w:t xml:space="preserve"> </w:t>
+      </w:r>
+      <w:r>
+        <w:t xml:space="preserve">of</w:t>
+      </w:r>
+      <w:r>
+        <w:t xml:space="preserve"> </w:t>
+      </w:r>
+      <w:r>
+        <w:t xml:space="preserve">the</w:t>
+      </w:r>
+      <w:r>
+        <w:t xml:space="preserve"> </w:t>
+      </w:r>
+      <w:r>
+        <w:t xml:space="preserve">bankruptcy</w:t>
+      </w:r>
+      <w:r>
+        <w:t xml:space="preserve"> </w:t>
+      </w:r>
+      <w:r>
+        <w:t xml:space="preserve">petition,</w:t>
+      </w:r>
+      <w:r>
+        <w:t xml:space="preserve"> </w:t>
+      </w:r>
+      <w:r>
+        <w:t xml:space="preserve">the</w:t>
+      </w:r>
+      <w:r>
+        <w:t xml:space="preserve"> </w:t>
+      </w:r>
+      <w:r>
+        <w:t xml:space="preserve">property</w:t>
+      </w:r>
+      <w:r>
+        <w:t xml:space="preserve"> </w:t>
+      </w:r>
+      <w:r>
+        <w:t xml:space="preserve">was</w:t>
+      </w:r>
+      <w:r>
+        <w:t xml:space="preserve"> </w:t>
+      </w:r>
+      <w:r>
+        <w:t xml:space="preserve">not</w:t>
+      </w:r>
+      <w:r>
+        <w:t xml:space="preserve"> </w:t>
+      </w:r>
+      <w:r>
+        <w:t xml:space="preserve">subject</w:t>
+      </w:r>
+      <w:r>
+        <w:t xml:space="preserve"> </w:t>
+      </w:r>
+      <w:r>
+        <w:t xml:space="preserve">to</w:t>
+      </w:r>
+      <w:r>
+        <w:t xml:space="preserve"> </w:t>
+      </w:r>
+      <w:r>
+        <w:t xml:space="preserve">a</w:t>
+      </w:r>
+      <w:r>
+        <w:t xml:space="preserve"> </w:t>
+      </w:r>
+      <w:r>
+        <w:t xml:space="preserve">valid</w:t>
+      </w:r>
+      <w:r>
+        <w:t xml:space="preserve"> </w:t>
+      </w:r>
+      <w:r>
+        <w:t xml:space="preserve">lien.</w:t>
+      </w:r>
+      <w:r>
+        <w:t xml:space="preserve"> </w:t>
+      </w:r>
+      <w:r>
+        <w:t xml:space="preserve">The</w:t>
+      </w:r>
+      <w:r>
+        <w:t xml:space="preserve"> </w:t>
+      </w:r>
+      <w:r>
+        <w:t xml:space="preserve">value</w:t>
+      </w:r>
+      <w:r>
+        <w:t xml:space="preserve"> </w:t>
+      </w:r>
+      <w:r>
+        <w:t xml:space="preserve">of</w:t>
+      </w:r>
+      <w:r>
+        <w:t xml:space="preserve"> </w:t>
+      </w:r>
+      <w:r>
+        <w:t xml:space="preserve">the</w:t>
+      </w:r>
+      <w:r>
+        <w:t xml:space="preserve"> </w:t>
+      </w:r>
+      <w:r>
+        <w:t xml:space="preserve">property</w:t>
+      </w:r>
+      <w:r>
+        <w:t xml:space="preserve"> </w:t>
+      </w:r>
+      <w:r>
+        <w:t xml:space="preserve">is</w:t>
+      </w:r>
+      <w:r>
+        <w:t xml:space="preserve"> </w:t>
+      </w:r>
+      <w:r>
+        <w:t xml:space="preserve">approximately</w:t>
+      </w:r>
+      <w:r>
+        <w:t xml:space="preserve"> </w:t>
+      </w:r>
+      <w:r>
+        <w:t xml:space="preserve">$85,000.00</w:t>
+      </w:r>
+      <w:r>
+        <w:t xml:space="preserve"> </w:t>
+      </w:r>
+      <w:r>
+        <w:t xml:space="preserve">after</w:t>
+      </w:r>
+      <w:r>
+        <w:t xml:space="preserve"> </w:t>
+      </w:r>
+      <w:r>
+        <w:t xml:space="preserve">deducting</w:t>
+      </w:r>
+      <w:r>
+        <w:t xml:space="preserve"> </w:t>
+      </w:r>
+      <w:r>
+        <w:t xml:space="preserve">anticipated</w:t>
+      </w:r>
+      <w:r>
+        <w:t xml:space="preserve"> </w:t>
+      </w:r>
+      <w:r>
+        <w:t xml:space="preserve">sale</w:t>
+      </w:r>
+      <w:r>
+        <w:t xml:space="preserve"> </w:t>
+      </w:r>
+      <w:r>
+        <w:t xml:space="preserve">costs,</w:t>
+      </w:r>
+      <w:r>
+        <w:t xml:space="preserve"> </w:t>
+      </w:r>
+      <w:r>
+        <w:t xml:space="preserve">and</w:t>
+      </w:r>
+      <w:r>
+        <w:t xml:space="preserve"> </w:t>
+      </w:r>
+      <w:r>
+        <w:t xml:space="preserve">the</w:t>
+      </w:r>
+      <w:r>
+        <w:t xml:space="preserve"> </w:t>
+      </w:r>
+      <w:r>
+        <w:t xml:space="preserve">Debtor</w:t>
+      </w:r>
+      <w:r>
+        <w:t xml:space="preserve"> </w:t>
+      </w:r>
+      <w:r>
+        <w:t xml:space="preserve">is</w:t>
+      </w:r>
+      <w:r>
+        <w:t xml:space="preserve"> </w:t>
+      </w:r>
+      <w:r>
+        <w:t xml:space="preserve">entitled</w:t>
+      </w:r>
+      <w:r>
+        <w:t xml:space="preserve"> </w:t>
+      </w:r>
+      <w:r>
+        <w:t xml:space="preserve">to</w:t>
+      </w:r>
+      <w:r>
+        <w:t xml:space="preserve"> </w:t>
+      </w:r>
+      <w:r>
+        <w:t xml:space="preserve">exempt</w:t>
+      </w:r>
+      <w:r>
+        <w:t xml:space="preserve"> </w:t>
+      </w:r>
+      <w:r>
+        <w:t xml:space="preserve">$75,000.00</w:t>
+      </w:r>
+      <w:r>
+        <w:t xml:space="preserve"> </w:t>
+      </w:r>
+      <w:r>
+        <w:t xml:space="preserve">of</w:t>
+      </w:r>
+      <w:r>
+        <w:t xml:space="preserve"> </w:t>
+      </w:r>
+      <w:r>
+        <w:t xml:space="preserve">the</w:t>
+      </w:r>
+      <w:r>
+        <w:t xml:space="preserve"> </w:t>
+      </w:r>
+      <w:r>
+        <w:t xml:space="preserve">property</w:t>
+      </w:r>
+      <w:r>
+        <w:t xml:space="preserve"> </w:t>
+      </w:r>
+      <w:r>
+        <w:t xml:space="preserve">value.</w:t>
       </w:r>
     </w:p>
     <w:p>
       <w:pPr>
-        <w:pStyle w:val="Numbered"/>
+        <w:tabs>
+          <w:tab w:val="left" w:pos="1440"/>
+        </w:tabs>
+        <w:spacing w:before="0" w:after="0" w:line="480" w:lineRule="exact"/>
+        <w:ind w:left="0" w:firstLine="720"/>
+        <w:jc w:val="left"/>
       </w:pPr>
       <w:r>
         <w:t xml:space="preserve">15.</w:t>
@@ -688,12 +2831,143 @@
         <w:tab/>
       </w:r>
       <w:r>
-        <w:t xml:space="preserve">The Debtor has agreed to pay to the estate $8,536.00 to purchase the property from the estate as per the attached stipulation.</w:t>
+        <w:t xml:space="preserve">The</w:t>
+      </w:r>
+      <w:r>
+        <w:t xml:space="preserve"> </w:t>
+      </w:r>
+      <w:r>
+        <w:t xml:space="preserve">Debtor</w:t>
+      </w:r>
+      <w:r>
+        <w:t xml:space="preserve"> </w:t>
+      </w:r>
+      <w:r>
+        <w:t xml:space="preserve">has</w:t>
+      </w:r>
+      <w:r>
+        <w:t xml:space="preserve"> </w:t>
+      </w:r>
+      <w:r>
+        <w:t xml:space="preserve">agreed</w:t>
+      </w:r>
+      <w:r>
+        <w:t xml:space="preserve"> </w:t>
+      </w:r>
+      <w:r>
+        <w:t xml:space="preserve">to</w:t>
+      </w:r>
+      <w:r>
+        <w:t xml:space="preserve"> </w:t>
+      </w:r>
+      <w:r>
+        <w:t xml:space="preserve">pay</w:t>
+      </w:r>
+      <w:r>
+        <w:t xml:space="preserve"> </w:t>
+      </w:r>
+      <w:r>
+        <w:t xml:space="preserve">to</w:t>
+      </w:r>
+      <w:r>
+        <w:t xml:space="preserve"> </w:t>
+      </w:r>
+      <w:r>
+        <w:t xml:space="preserve">the</w:t>
+      </w:r>
+      <w:r>
+        <w:t xml:space="preserve"> </w:t>
+      </w:r>
+      <w:r>
+        <w:t xml:space="preserve">estate</w:t>
+      </w:r>
+      <w:r>
+        <w:t xml:space="preserve"> </w:t>
+      </w:r>
+      <w:r>
+        <w:t xml:space="preserve">$8,536.00</w:t>
+      </w:r>
+      <w:r>
+        <w:t xml:space="preserve"> </w:t>
+      </w:r>
+      <w:r>
+        <w:t xml:space="preserve">to</w:t>
+      </w:r>
+      <w:r>
+        <w:t xml:space="preserve"> </w:t>
+      </w:r>
+      <w:r>
+        <w:t xml:space="preserve">purchase</w:t>
+      </w:r>
+      <w:r>
+        <w:t xml:space="preserve"> </w:t>
+      </w:r>
+      <w:r>
+        <w:t xml:space="preserve">the</w:t>
+      </w:r>
+      <w:r>
+        <w:t xml:space="preserve"> </w:t>
+      </w:r>
+      <w:r>
+        <w:t xml:space="preserve">property</w:t>
+      </w:r>
+      <w:r>
+        <w:t xml:space="preserve"> </w:t>
+      </w:r>
+      <w:r>
+        <w:t xml:space="preserve">from</w:t>
+      </w:r>
+      <w:r>
+        <w:t xml:space="preserve"> </w:t>
+      </w:r>
+      <w:r>
+        <w:t xml:space="preserve">the</w:t>
+      </w:r>
+      <w:r>
+        <w:t xml:space="preserve"> </w:t>
+      </w:r>
+      <w:r>
+        <w:t xml:space="preserve">estate</w:t>
+      </w:r>
+      <w:r>
+        <w:t xml:space="preserve"> </w:t>
+      </w:r>
+      <w:r>
+        <w:t xml:space="preserve">as</w:t>
+      </w:r>
+      <w:r>
+        <w:t xml:space="preserve"> </w:t>
+      </w:r>
+      <w:r>
+        <w:t xml:space="preserve">per</w:t>
+      </w:r>
+      <w:r>
+        <w:t xml:space="preserve"> </w:t>
+      </w:r>
+      <w:r>
+        <w:t xml:space="preserve">the</w:t>
+      </w:r>
+      <w:r>
+        <w:t xml:space="preserve"> </w:t>
+      </w:r>
+      <w:r>
+        <w:t xml:space="preserve">attached</w:t>
+      </w:r>
+      <w:r>
+        <w:t xml:space="preserve"> </w:t>
+      </w:r>
+      <w:r>
+        <w:t xml:space="preserve">stipulation.</w:t>
       </w:r>
     </w:p>
     <w:p>
       <w:pPr>
-        <w:pStyle w:val="Numbered"/>
+        <w:tabs>
+          <w:tab w:val="left" w:pos="1440"/>
+        </w:tabs>
+        <w:spacing w:before="0" w:after="0" w:line="480" w:lineRule="exact"/>
+        <w:ind w:left="0" w:firstLine="720"/>
+        <w:jc w:val="left"/>
       </w:pPr>
       <w:r>
         <w:t xml:space="preserve">16.</w:t>
@@ -702,12 +2976,167 @@
         <w:tab/>
       </w:r>
       <w:r>
-        <w:t xml:space="preserve">On May 14, 2014, Green Tree Servicing LLC, as authorized servicer for Fannie Mae, filed a proof of claim asserting a security interest in the property.</w:t>
+        <w:t xml:space="preserve">On</w:t>
+      </w:r>
+      <w:r>
+        <w:t xml:space="preserve"> </w:t>
+      </w:r>
+      <w:r>
+        <w:t xml:space="preserve">May</w:t>
+      </w:r>
+      <w:r>
+        <w:t xml:space="preserve"> </w:t>
+      </w:r>
+      <w:r>
+        <w:t xml:space="preserve">14,</w:t>
+      </w:r>
+      <w:r>
+        <w:t xml:space="preserve"> </w:t>
+      </w:r>
+      <w:r>
+        <w:t xml:space="preserve">2014,</w:t>
+      </w:r>
+      <w:r>
+        <w:t xml:space="preserve"> </w:t>
+      </w:r>
+      <w:r>
+        <w:t xml:space="preserve">Green</w:t>
+      </w:r>
+      <w:r>
+        <w:t xml:space="preserve"> </w:t>
+      </w:r>
+      <w:r>
+        <w:t xml:space="preserve">Tree</w:t>
+      </w:r>
+      <w:r>
+        <w:t xml:space="preserve"> </w:t>
+      </w:r>
+      <w:r>
+        <w:t xml:space="preserve">Servicing</w:t>
+      </w:r>
+      <w:r>
+        <w:t xml:space="preserve"> </w:t>
+      </w:r>
+      <w:r>
+        <w:t xml:space="preserve">LLC,</w:t>
+      </w:r>
+      <w:r>
+        <w:t xml:space="preserve"> </w:t>
+      </w:r>
+      <w:r>
+        <w:t xml:space="preserve">as</w:t>
+      </w:r>
+      <w:r>
+        <w:t xml:space="preserve"> </w:t>
+      </w:r>
+      <w:r>
+        <w:t xml:space="preserve">authorized</w:t>
+      </w:r>
+      <w:r>
+        <w:t xml:space="preserve"> </w:t>
+      </w:r>
+      <w:r>
+        <w:t xml:space="preserve">servicer</w:t>
+      </w:r>
+      <w:r>
+        <w:t xml:space="preserve"> </w:t>
+      </w:r>
+      <w:r>
+        <w:t xml:space="preserve">for</w:t>
+      </w:r>
+      <w:r>
+        <w:t xml:space="preserve"> </w:t>
+      </w:r>
+      <w:r>
+        <w:t xml:space="preserve">Fannie</w:t>
+      </w:r>
+      <w:r>
+        <w:t xml:space="preserve"> </w:t>
+      </w:r>
+      <w:r>
+        <w:t xml:space="preserve">Mae,</w:t>
+      </w:r>
+      <w:r>
+        <w:t xml:space="preserve"> </w:t>
+      </w:r>
+      <w:r>
+        <w:t xml:space="preserve">filed</w:t>
+      </w:r>
+      <w:r>
+        <w:t xml:space="preserve"> </w:t>
+      </w:r>
+      <w:r>
+        <w:t xml:space="preserve">a</w:t>
+      </w:r>
+      <w:r>
+        <w:t xml:space="preserve"> </w:t>
+      </w:r>
+      <w:r>
+        <w:t xml:space="preserve">proof</w:t>
+      </w:r>
+      <w:r>
+        <w:t xml:space="preserve"> </w:t>
+      </w:r>
+      <w:r>
+        <w:t xml:space="preserve">of</w:t>
+      </w:r>
+      <w:r>
+        <w:t xml:space="preserve"> </w:t>
+      </w:r>
+      <w:r>
+        <w:t xml:space="preserve">claim</w:t>
+      </w:r>
+      <w:r>
+        <w:t xml:space="preserve"> </w:t>
+      </w:r>
+      <w:r>
+        <w:t xml:space="preserve">asserting</w:t>
+      </w:r>
+      <w:r>
+        <w:t xml:space="preserve"> </w:t>
+      </w:r>
+      <w:r>
+        <w:t xml:space="preserve">a</w:t>
+      </w:r>
+      <w:r>
+        <w:t xml:space="preserve"> </w:t>
+      </w:r>
+      <w:r>
+        <w:t xml:space="preserve">security</w:t>
+      </w:r>
+      <w:r>
+        <w:t xml:space="preserve"> </w:t>
+      </w:r>
+      <w:r>
+        <w:t xml:space="preserve">interest</w:t>
+      </w:r>
+      <w:r>
+        <w:t xml:space="preserve"> </w:t>
+      </w:r>
+      <w:r>
+        <w:t xml:space="preserve">in</w:t>
+      </w:r>
+      <w:r>
+        <w:t xml:space="preserve"> </w:t>
+      </w:r>
+      <w:r>
+        <w:t xml:space="preserve">the</w:t>
+      </w:r>
+      <w:r>
+        <w:t xml:space="preserve"> </w:t>
+      </w:r>
+      <w:r>
+        <w:t xml:space="preserve">property.</w:t>
       </w:r>
     </w:p>
     <w:p>
       <w:pPr>
-        <w:pStyle w:val="Numbered"/>
+        <w:tabs>
+          <w:tab w:val="left" w:pos="1440"/>
+        </w:tabs>
+        <w:spacing w:before="0" w:after="0" w:line="480" w:lineRule="exact"/>
+        <w:ind w:left="0" w:firstLine="720"/>
+        <w:jc w:val="left"/>
       </w:pPr>
       <w:r>
         <w:t xml:space="preserve">17.</w:t>
@@ -716,12 +3145,179 @@
         <w:tab/>
       </w:r>
       <w:r>
-        <w:t xml:space="preserve">Said claim was objected to by the Debtor, no response was made by Green Tree Servicing LLC, and an Order Denying Claim was filed on December 2, 2014.</w:t>
+        <w:t xml:space="preserve">Said</w:t>
+      </w:r>
+      <w:r>
+        <w:t xml:space="preserve"> </w:t>
+      </w:r>
+      <w:r>
+        <w:t xml:space="preserve">claim</w:t>
+      </w:r>
+      <w:r>
+        <w:t xml:space="preserve"> </w:t>
+      </w:r>
+      <w:r>
+        <w:t xml:space="preserve">was</w:t>
+      </w:r>
+      <w:r>
+        <w:t xml:space="preserve"> </w:t>
+      </w:r>
+      <w:r>
+        <w:t xml:space="preserve">objected</w:t>
+      </w:r>
+      <w:r>
+        <w:t xml:space="preserve"> </w:t>
+      </w:r>
+      <w:r>
+        <w:t xml:space="preserve">to</w:t>
+      </w:r>
+      <w:r>
+        <w:t xml:space="preserve"> </w:t>
+      </w:r>
+      <w:r>
+        <w:t xml:space="preserve">by</w:t>
+      </w:r>
+      <w:r>
+        <w:t xml:space="preserve"> </w:t>
+      </w:r>
+      <w:r>
+        <w:t xml:space="preserve">the</w:t>
+      </w:r>
+      <w:r>
+        <w:t xml:space="preserve"> </w:t>
+      </w:r>
+      <w:r>
+        <w:t xml:space="preserve">Debtor,</w:t>
+      </w:r>
+      <w:r>
+        <w:t xml:space="preserve"> </w:t>
+      </w:r>
+      <w:r>
+        <w:t xml:space="preserve">no</w:t>
+      </w:r>
+      <w:r>
+        <w:t xml:space="preserve"> </w:t>
+      </w:r>
+      <w:r>
+        <w:t xml:space="preserve">response</w:t>
+      </w:r>
+      <w:r>
+        <w:t xml:space="preserve"> </w:t>
+      </w:r>
+      <w:r>
+        <w:t xml:space="preserve">was</w:t>
+      </w:r>
+      <w:r>
+        <w:t xml:space="preserve"> </w:t>
+      </w:r>
+      <w:r>
+        <w:t xml:space="preserve">made</w:t>
+      </w:r>
+      <w:r>
+        <w:t xml:space="preserve"> </w:t>
+      </w:r>
+      <w:r>
+        <w:t xml:space="preserve">by</w:t>
+      </w:r>
+      <w:r>
+        <w:t xml:space="preserve"> </w:t>
+      </w:r>
+      <w:r>
+        <w:t xml:space="preserve">Green</w:t>
+      </w:r>
+      <w:r>
+        <w:t xml:space="preserve"> </w:t>
+      </w:r>
+      <w:r>
+        <w:t xml:space="preserve">Tree</w:t>
+      </w:r>
+      <w:r>
+        <w:t xml:space="preserve"> </w:t>
+      </w:r>
+      <w:r>
+        <w:t xml:space="preserve">Servicing</w:t>
+      </w:r>
+      <w:r>
+        <w:t xml:space="preserve"> </w:t>
+      </w:r>
+      <w:r>
+        <w:t xml:space="preserve">LLC,</w:t>
+      </w:r>
+      <w:r>
+        <w:t xml:space="preserve"> </w:t>
+      </w:r>
+      <w:r>
+        <w:t xml:space="preserve">and</w:t>
+      </w:r>
+      <w:r>
+        <w:t xml:space="preserve"> </w:t>
+      </w:r>
+      <w:r>
+        <w:t xml:space="preserve">an</w:t>
+      </w:r>
+      <w:r>
+        <w:t xml:space="preserve"> </w:t>
+      </w:r>
+      <w:r>
+        <w:t xml:space="preserve">Order</w:t>
+      </w:r>
+      <w:r>
+        <w:t xml:space="preserve"> </w:t>
+      </w:r>
+      <w:r>
+        <w:t xml:space="preserve">Denying</w:t>
+      </w:r>
+      <w:r>
+        <w:t xml:space="preserve"> </w:t>
+      </w:r>
+      <w:r>
+        <w:t xml:space="preserve">Claim</w:t>
+      </w:r>
+      <w:r>
+        <w:t xml:space="preserve"> </w:t>
+      </w:r>
+      <w:r>
+        <w:t xml:space="preserve">was</w:t>
+      </w:r>
+      <w:r>
+        <w:t xml:space="preserve"> </w:t>
+      </w:r>
+      <w:r>
+        <w:t xml:space="preserve">filed</w:t>
+      </w:r>
+      <w:r>
+        <w:t xml:space="preserve"> </w:t>
+      </w:r>
+      <w:r>
+        <w:t xml:space="preserve">on</w:t>
+      </w:r>
+      <w:r>
+        <w:t xml:space="preserve"> </w:t>
+      </w:r>
+      <w:r>
+        <w:t xml:space="preserve">December</w:t>
+      </w:r>
+      <w:r>
+        <w:t xml:space="preserve"> </w:t>
+      </w:r>
+      <w:r>
+        <w:t xml:space="preserve">2,</w:t>
+      </w:r>
+      <w:r>
+        <w:t xml:space="preserve"> </w:t>
+      </w:r>
+      <w:r>
+        <w:t xml:space="preserve">2014.</w:t>
       </w:r>
     </w:p>
     <w:p>
       <w:pPr>
-        <w:pStyle w:val="Numbered"/>
+        <w:tabs>
+          <w:tab w:val="left" w:pos="1440"/>
+        </w:tabs>
+        <w:spacing w:before="0" w:after="0" w:line="480" w:lineRule="exact"/>
+        <w:ind w:left="0" w:firstLine="720"/>
+        <w:jc w:val="left"/>
       </w:pPr>
       <w:r>
         <w:t xml:space="preserve">18.</w:t>
@@ -730,20 +3326,317 @@
         <w:tab/>
       </w:r>
       <w:r>
-        <w:t xml:space="preserve">This adversary proceeding is brought by the Debtor to determine that the lien is not valid and the Debtor would own the property free and clear of all encumbrances upon completion of his obligations under the attached stipulation with the trustee.</w:t>
+        <w:t xml:space="preserve">This</w:t>
+      </w:r>
+      <w:r>
+        <w:t xml:space="preserve"> </w:t>
+      </w:r>
+      <w:r>
+        <w:t xml:space="preserve">adversary</w:t>
+      </w:r>
+      <w:r>
+        <w:t xml:space="preserve"> </w:t>
+      </w:r>
+      <w:r>
+        <w:t xml:space="preserve">proceeding</w:t>
+      </w:r>
+      <w:r>
+        <w:t xml:space="preserve"> </w:t>
+      </w:r>
+      <w:r>
+        <w:t xml:space="preserve">is</w:t>
+      </w:r>
+      <w:r>
+        <w:t xml:space="preserve"> </w:t>
+      </w:r>
+      <w:r>
+        <w:t xml:space="preserve">brought</w:t>
+      </w:r>
+      <w:r>
+        <w:t xml:space="preserve"> </w:t>
+      </w:r>
+      <w:r>
+        <w:t xml:space="preserve">by</w:t>
+      </w:r>
+      <w:r>
+        <w:t xml:space="preserve"> </w:t>
+      </w:r>
+      <w:r>
+        <w:t xml:space="preserve">the</w:t>
+      </w:r>
+      <w:r>
+        <w:t xml:space="preserve"> </w:t>
+      </w:r>
+      <w:r>
+        <w:t xml:space="preserve">Debtor</w:t>
+      </w:r>
+      <w:r>
+        <w:t xml:space="preserve"> </w:t>
+      </w:r>
+      <w:r>
+        <w:t xml:space="preserve">to</w:t>
+      </w:r>
+      <w:r>
+        <w:t xml:space="preserve"> </w:t>
+      </w:r>
+      <w:r>
+        <w:t xml:space="preserve">determine</w:t>
+      </w:r>
+      <w:r>
+        <w:t xml:space="preserve"> </w:t>
+      </w:r>
+      <w:r>
+        <w:t xml:space="preserve">that</w:t>
+      </w:r>
+      <w:r>
+        <w:t xml:space="preserve"> </w:t>
+      </w:r>
+      <w:r>
+        <w:t xml:space="preserve">the</w:t>
+      </w:r>
+      <w:r>
+        <w:t xml:space="preserve"> </w:t>
+      </w:r>
+      <w:r>
+        <w:t xml:space="preserve">lien</w:t>
+      </w:r>
+      <w:r>
+        <w:t xml:space="preserve"> </w:t>
+      </w:r>
+      <w:r>
+        <w:t xml:space="preserve">is</w:t>
+      </w:r>
+      <w:r>
+        <w:t xml:space="preserve"> </w:t>
+      </w:r>
+      <w:r>
+        <w:t xml:space="preserve">not</w:t>
+      </w:r>
+      <w:r>
+        <w:t xml:space="preserve"> </w:t>
+      </w:r>
+      <w:r>
+        <w:t xml:space="preserve">valid</w:t>
+      </w:r>
+      <w:r>
+        <w:t xml:space="preserve"> </w:t>
+      </w:r>
+      <w:r>
+        <w:t xml:space="preserve">and</w:t>
+      </w:r>
+      <w:r>
+        <w:t xml:space="preserve"> </w:t>
+      </w:r>
+      <w:r>
+        <w:t xml:space="preserve">the</w:t>
+      </w:r>
+      <w:r>
+        <w:t xml:space="preserve"> </w:t>
+      </w:r>
+      <w:r>
+        <w:t xml:space="preserve">Debtor</w:t>
+      </w:r>
+      <w:r>
+        <w:t xml:space="preserve"> </w:t>
+      </w:r>
+      <w:r>
+        <w:t xml:space="preserve">would</w:t>
+      </w:r>
+      <w:r>
+        <w:t xml:space="preserve"> </w:t>
+      </w:r>
+      <w:r>
+        <w:t xml:space="preserve">own</w:t>
+      </w:r>
+      <w:r>
+        <w:t xml:space="preserve"> </w:t>
+      </w:r>
+      <w:r>
+        <w:t xml:space="preserve">the</w:t>
+      </w:r>
+      <w:r>
+        <w:t xml:space="preserve"> </w:t>
+      </w:r>
+      <w:r>
+        <w:t xml:space="preserve">property</w:t>
+      </w:r>
+      <w:r>
+        <w:t xml:space="preserve"> </w:t>
+      </w:r>
+      <w:r>
+        <w:t xml:space="preserve">free</w:t>
+      </w:r>
+      <w:r>
+        <w:t xml:space="preserve"> </w:t>
+      </w:r>
+      <w:r>
+        <w:t xml:space="preserve">and</w:t>
+      </w:r>
+      <w:r>
+        <w:t xml:space="preserve"> </w:t>
+      </w:r>
+      <w:r>
+        <w:t xml:space="preserve">clear</w:t>
+      </w:r>
+      <w:r>
+        <w:t xml:space="preserve"> </w:t>
+      </w:r>
+      <w:r>
+        <w:t xml:space="preserve">of</w:t>
+      </w:r>
+      <w:r>
+        <w:t xml:space="preserve"> </w:t>
+      </w:r>
+      <w:r>
+        <w:t xml:space="preserve">all</w:t>
+      </w:r>
+      <w:r>
+        <w:t xml:space="preserve"> </w:t>
+      </w:r>
+      <w:r>
+        <w:t xml:space="preserve">encumbrances</w:t>
+      </w:r>
+      <w:r>
+        <w:t xml:space="preserve"> </w:t>
+      </w:r>
+      <w:r>
+        <w:t xml:space="preserve">upon</w:t>
+      </w:r>
+      <w:r>
+        <w:t xml:space="preserve"> </w:t>
+      </w:r>
+      <w:r>
+        <w:t xml:space="preserve">completion</w:t>
+      </w:r>
+      <w:r>
+        <w:t xml:space="preserve"> </w:t>
+      </w:r>
+      <w:r>
+        <w:t xml:space="preserve">of</w:t>
+      </w:r>
+      <w:r>
+        <w:t xml:space="preserve"> </w:t>
+      </w:r>
+      <w:r>
+        <w:t xml:space="preserve">his</w:t>
+      </w:r>
+      <w:r>
+        <w:t xml:space="preserve"> </w:t>
+      </w:r>
+      <w:r>
+        <w:t xml:space="preserve">obligations</w:t>
+      </w:r>
+      <w:r>
+        <w:t xml:space="preserve"> </w:t>
+      </w:r>
+      <w:r>
+        <w:t xml:space="preserve">under</w:t>
+      </w:r>
+      <w:r>
+        <w:t xml:space="preserve"> </w:t>
+      </w:r>
+      <w:r>
+        <w:t xml:space="preserve">the</w:t>
+      </w:r>
+      <w:r>
+        <w:t xml:space="preserve"> </w:t>
+      </w:r>
+      <w:r>
+        <w:t xml:space="preserve">attached</w:t>
+      </w:r>
+      <w:r>
+        <w:t xml:space="preserve"> </w:t>
+      </w:r>
+      <w:r>
+        <w:t xml:space="preserve">stipulation</w:t>
+      </w:r>
+      <w:r>
+        <w:t xml:space="preserve"> </w:t>
+      </w:r>
+      <w:r>
+        <w:t xml:space="preserve">with</w:t>
+      </w:r>
+      <w:r>
+        <w:t xml:space="preserve"> </w:t>
+      </w:r>
+      <w:r>
+        <w:t xml:space="preserve">the</w:t>
+      </w:r>
+      <w:r>
+        <w:t xml:space="preserve"> </w:t>
+      </w:r>
+      <w:r>
+        <w:t xml:space="preserve">trustee.</w:t>
       </w:r>
     </w:p>
     <w:p>
       <w:pPr>
-        <w:pStyle w:val="FirstParagraph"/>
+        <w:keepNext/>
+        <w:keepLines/>
+        <w:spacing w:before="0" w:after="0" w:line="480" w:lineRule="exact"/>
+        <w:ind w:left="0" w:firstLine="720"/>
+        <w:jc w:val="left"/>
       </w:pPr>
       <w:r>
-        <w:t xml:space="preserve">WHEREFORE, Plaintiff demands judgment against the Defendant as follows:</w:t>
+        <w:t xml:space="preserve">WHEREFORE,</w:t>
+      </w:r>
+      <w:r>
+        <w:t xml:space="preserve"> </w:t>
+      </w:r>
+      <w:r>
+        <w:t xml:space="preserve">Plaintiff</w:t>
+      </w:r>
+      <w:r>
+        <w:t xml:space="preserve"> </w:t>
+      </w:r>
+      <w:r>
+        <w:t xml:space="preserve">demands</w:t>
+      </w:r>
+      <w:r>
+        <w:t xml:space="preserve"> </w:t>
+      </w:r>
+      <w:r>
+        <w:t xml:space="preserve">judgment</w:t>
+      </w:r>
+      <w:r>
+        <w:t xml:space="preserve"> </w:t>
+      </w:r>
+      <w:r>
+        <w:t xml:space="preserve">against</w:t>
+      </w:r>
+      <w:r>
+        <w:t xml:space="preserve"> </w:t>
+      </w:r>
+      <w:r>
+        <w:t xml:space="preserve">the</w:t>
+      </w:r>
+      <w:r>
+        <w:t xml:space="preserve"> </w:t>
+      </w:r>
+      <w:r>
+        <w:t xml:space="preserve">Defendant</w:t>
+      </w:r>
+      <w:r>
+        <w:t xml:space="preserve"> </w:t>
+      </w:r>
+      <w:r>
+        <w:t xml:space="preserve">as</w:t>
+      </w:r>
+      <w:r>
+        <w:t xml:space="preserve"> </w:t>
+      </w:r>
+      <w:r>
+        <w:t xml:space="preserve">follows:</w:t>
       </w:r>
     </w:p>
     <w:p>
       <w:pPr>
-        <w:pStyle w:val="ListItem"/>
+        <w:tabs>
+          <w:tab w:val="left" w:pos="1296"/>
+        </w:tabs>
+        <w:spacing w:before="0" w:after="0" w:line="480" w:lineRule="exact"/>
+        <w:ind w:left="1296" w:hanging="576"/>
+        <w:jc w:val="left"/>
       </w:pPr>
       <w:r>
         <w:t xml:space="preserve">(a)</w:t>
@@ -752,12 +3645,59 @@
         <w:tab/>
       </w:r>
       <w:r>
-        <w:t xml:space="preserve">Determining that the Defendant’s claimed lien is invalid.</w:t>
+        <w:t xml:space="preserve">Determining</w:t>
+      </w:r>
+      <w:r>
+        <w:t xml:space="preserve"> </w:t>
+      </w:r>
+      <w:r>
+        <w:t xml:space="preserve">that</w:t>
+      </w:r>
+      <w:r>
+        <w:t xml:space="preserve"> </w:t>
+      </w:r>
+      <w:r>
+        <w:t xml:space="preserve">the</w:t>
+      </w:r>
+      <w:r>
+        <w:t xml:space="preserve"> </w:t>
+      </w:r>
+      <w:r>
+        <w:t xml:space="preserve">Defendant’s</w:t>
+      </w:r>
+      <w:r>
+        <w:t xml:space="preserve"> </w:t>
+      </w:r>
+      <w:r>
+        <w:t xml:space="preserve">claimed</w:t>
+      </w:r>
+      <w:r>
+        <w:t xml:space="preserve"> </w:t>
+      </w:r>
+      <w:r>
+        <w:t xml:space="preserve">lien</w:t>
+      </w:r>
+      <w:r>
+        <w:t xml:space="preserve"> </w:t>
+      </w:r>
+      <w:r>
+        <w:t xml:space="preserve">is</w:t>
+      </w:r>
+      <w:r>
+        <w:t xml:space="preserve"> </w:t>
+      </w:r>
+      <w:r>
+        <w:t xml:space="preserve">invalid.</w:t>
       </w:r>
     </w:p>
     <w:p>
       <w:pPr>
-        <w:pStyle w:val="ListItem"/>
+        <w:tabs>
+          <w:tab w:val="left" w:pos="1296"/>
+        </w:tabs>
+        <w:spacing w:before="0" w:after="0" w:line="480" w:lineRule="exact"/>
+        <w:ind w:left="1296" w:hanging="576"/>
+        <w:jc w:val="left"/>
       </w:pPr>
       <w:r>
         <w:t xml:space="preserve">(b)</w:t>
@@ -766,12 +3706,209 @@
         <w:tab/>
       </w:r>
       <w:r>
-        <w:t xml:space="preserve">For an order awarding the Plaintiff title to the property free and clear of any and all encumbrances of the Defendant and forever barring the Defendant from making any claim to the property.</w:t>
+        <w:t xml:space="preserve">For</w:t>
+      </w:r>
+      <w:r>
+        <w:t xml:space="preserve"> </w:t>
+      </w:r>
+      <w:r>
+        <w:t xml:space="preserve">an</w:t>
+      </w:r>
+      <w:r>
+        <w:t xml:space="preserve"> </w:t>
+      </w:r>
+      <w:r>
+        <w:t xml:space="preserve">order</w:t>
+      </w:r>
+      <w:r>
+        <w:t xml:space="preserve"> </w:t>
+      </w:r>
+      <w:r>
+        <w:t xml:space="preserve">awarding</w:t>
+      </w:r>
+      <w:r>
+        <w:t xml:space="preserve"> </w:t>
+      </w:r>
+      <w:r>
+        <w:t xml:space="preserve">the</w:t>
+      </w:r>
+      <w:r>
+        <w:t xml:space="preserve"> </w:t>
+      </w:r>
+      <w:r>
+        <w:t xml:space="preserve">Plaintiff</w:t>
+      </w:r>
+      <w:r>
+        <w:t xml:space="preserve"> </w:t>
+      </w:r>
+      <w:r>
+        <w:t xml:space="preserve">title</w:t>
+      </w:r>
+      <w:r>
+        <w:t xml:space="preserve"> </w:t>
+      </w:r>
+      <w:r>
+        <w:t xml:space="preserve">to</w:t>
+      </w:r>
+      <w:r>
+        <w:t xml:space="preserve"> </w:t>
+      </w:r>
+      <w:r>
+        <w:t xml:space="preserve">the</w:t>
+      </w:r>
+      <w:r>
+        <w:t xml:space="preserve"> </w:t>
+      </w:r>
+      <w:r>
+        <w:t xml:space="preserve">property</w:t>
+      </w:r>
+      <w:r>
+        <w:t xml:space="preserve"> </w:t>
+      </w:r>
+      <w:r>
+        <w:t xml:space="preserve">free</w:t>
+      </w:r>
+      <w:r>
+        <w:t xml:space="preserve"> </w:t>
+      </w:r>
+      <w:r>
+        <w:t xml:space="preserve">and</w:t>
+      </w:r>
+      <w:r>
+        <w:t xml:space="preserve"> </w:t>
+      </w:r>
+      <w:r>
+        <w:t xml:space="preserve">clear</w:t>
+      </w:r>
+      <w:r>
+        <w:t xml:space="preserve"> </w:t>
+      </w:r>
+      <w:r>
+        <w:t xml:space="preserve">of</w:t>
+      </w:r>
+      <w:r>
+        <w:t xml:space="preserve"> </w:t>
+      </w:r>
+      <w:r>
+        <w:t xml:space="preserve">any</w:t>
+      </w:r>
+      <w:r>
+        <w:t xml:space="preserve"> </w:t>
+      </w:r>
+      <w:r>
+        <w:t xml:space="preserve">and</w:t>
+      </w:r>
+      <w:r>
+        <w:t xml:space="preserve"> </w:t>
+      </w:r>
+      <w:r>
+        <w:t xml:space="preserve">all</w:t>
+      </w:r>
+      <w:r>
+        <w:t xml:space="preserve"> </w:t>
+      </w:r>
+      <w:r>
+        <w:t xml:space="preserve">encumbrances</w:t>
+      </w:r>
+      <w:r>
+        <w:t xml:space="preserve"> </w:t>
+      </w:r>
+      <w:r>
+        <w:t xml:space="preserve">of</w:t>
+      </w:r>
+      <w:r>
+        <w:t xml:space="preserve"> </w:t>
+      </w:r>
+      <w:r>
+        <w:t xml:space="preserve">the</w:t>
+      </w:r>
+      <w:r>
+        <w:t xml:space="preserve"> </w:t>
+      </w:r>
+      <w:r>
+        <w:t xml:space="preserve">Defendant</w:t>
+      </w:r>
+      <w:r>
+        <w:t xml:space="preserve"> </w:t>
+      </w:r>
+      <w:r>
+        <w:t xml:space="preserve">and</w:t>
+      </w:r>
+      <w:r>
+        <w:t xml:space="preserve"> </w:t>
+      </w:r>
+      <w:r>
+        <w:t xml:space="preserve">forever</w:t>
+      </w:r>
+      <w:r>
+        <w:t xml:space="preserve"> </w:t>
+      </w:r>
+      <w:r>
+        <w:t xml:space="preserve">barring</w:t>
+      </w:r>
+      <w:r>
+        <w:t xml:space="preserve"> </w:t>
+      </w:r>
+      <w:r>
+        <w:t xml:space="preserve">the</w:t>
+      </w:r>
+      <w:r>
+        <w:t xml:space="preserve"> </w:t>
+      </w:r>
+      <w:r>
+        <w:t xml:space="preserve">Defendant</w:t>
+      </w:r>
+      <w:r>
+        <w:t xml:space="preserve"> </w:t>
+      </w:r>
+      <w:r>
+        <w:t xml:space="preserve">from</w:t>
+      </w:r>
+      <w:r>
+        <w:t xml:space="preserve"> </w:t>
+      </w:r>
+      <w:r>
+        <w:t xml:space="preserve">making</w:t>
+      </w:r>
+      <w:r>
+        <w:t xml:space="preserve"> </w:t>
+      </w:r>
+      <w:r>
+        <w:t xml:space="preserve">any</w:t>
+      </w:r>
+      <w:r>
+        <w:t xml:space="preserve"> </w:t>
+      </w:r>
+      <w:r>
+        <w:t xml:space="preserve">claim</w:t>
+      </w:r>
+      <w:r>
+        <w:t xml:space="preserve"> </w:t>
+      </w:r>
+      <w:r>
+        <w:t xml:space="preserve">to</w:t>
+      </w:r>
+      <w:r>
+        <w:t xml:space="preserve"> </w:t>
+      </w:r>
+      <w:r>
+        <w:t xml:space="preserve">the</w:t>
+      </w:r>
+      <w:r>
+        <w:t xml:space="preserve"> </w:t>
+      </w:r>
+      <w:r>
+        <w:t xml:space="preserve">property.</w:t>
       </w:r>
     </w:p>
     <w:p>
       <w:pPr>
-        <w:pStyle w:val="ListItem"/>
+        <w:tabs>
+          <w:tab w:val="left" w:pos="1296"/>
+        </w:tabs>
+        <w:spacing w:before="0" w:after="0" w:line="480" w:lineRule="exact"/>
+        <w:ind w:left="1296" w:hanging="576"/>
+        <w:jc w:val="left"/>
       </w:pPr>
       <w:r>
         <w:t xml:space="preserve">(c)</w:t>
@@ -780,300 +3917,350 @@
         <w:tab/>
       </w:r>
       <w:r>
-        <w:t xml:space="preserve">For such other and further relief as the Court deems just and equitable.</w:t>
+        <w:t xml:space="preserve">For</w:t>
+      </w:r>
+      <w:r>
+        <w:t xml:space="preserve"> </w:t>
+      </w:r>
+      <w:r>
+        <w:t xml:space="preserve">such</w:t>
+      </w:r>
+      <w:r>
+        <w:t xml:space="preserve"> </w:t>
+      </w:r>
+      <w:r>
+        <w:t xml:space="preserve">other</w:t>
+      </w:r>
+      <w:r>
+        <w:t xml:space="preserve"> </w:t>
+      </w:r>
+      <w:r>
+        <w:t xml:space="preserve">and</w:t>
+      </w:r>
+      <w:r>
+        <w:t xml:space="preserve"> </w:t>
+      </w:r>
+      <w:r>
+        <w:t xml:space="preserve">further</w:t>
+      </w:r>
+      <w:r>
+        <w:t xml:space="preserve"> </w:t>
+      </w:r>
+      <w:r>
+        <w:t xml:space="preserve">relief</w:t>
+      </w:r>
+      <w:r>
+        <w:t xml:space="preserve"> </w:t>
+      </w:r>
+      <w:r>
+        <w:t xml:space="preserve">as</w:t>
+      </w:r>
+      <w:r>
+        <w:t xml:space="preserve"> </w:t>
+      </w:r>
+      <w:r>
+        <w:t xml:space="preserve">the</w:t>
+      </w:r>
+      <w:r>
+        <w:t xml:space="preserve"> </w:t>
+      </w:r>
+      <w:r>
+        <w:t xml:space="preserve">Court</w:t>
+      </w:r>
+      <w:r>
+        <w:t xml:space="preserve"> </w:t>
+      </w:r>
+      <w:r>
+        <w:t xml:space="preserve">deems</w:t>
+      </w:r>
+      <w:r>
+        <w:t xml:space="preserve"> </w:t>
+      </w:r>
+      <w:r>
+        <w:t xml:space="preserve">just</w:t>
+      </w:r>
+      <w:r>
+        <w:t xml:space="preserve"> </w:t>
+      </w:r>
+      <w:r>
+        <w:t xml:space="preserve">and</w:t>
+      </w:r>
+      <w:r>
+        <w:t xml:space="preserve"> </w:t>
+      </w:r>
+      <w:r>
+        <w:t xml:space="preserve">equitable.</w:t>
       </w:r>
     </w:p>
-    <w:tbl>
-      <w:tblPr>
-        <w:tblW w:w="9360" w:type="dxa"/>
-        <w:tblBorders>
-          <w:top w:val="nil"/>
-          <w:left w:val="nil"/>
-          <w:bottom w:val="nil"/>
-          <w:right w:val="nil"/>
-          <w:insideH w:val="nil"/>
-          <w:insideV w:val="nil"/>
-        </w:tblBorders>
-        <w:tblLayout w:type="fixed"/>
-        <w:tblCellMar>
-          <w:left w:w="0" w:type="dxa"/>
-          <w:right w:w="0" w:type="dxa"/>
-        </w:tblCellMar>
-        <w:tblLook w:val="0000" w:firstRow="0" w:lastRow="0" w:firstColumn="0" w:lastColumn="0" w:noHBand="1" w:noVBand="1"/>
-      </w:tblPr>
-      <w:tblGrid>
-        <w:gridCol w:w="4896"/>
-        <w:gridCol w:w="4464"/>
-      </w:tblGrid>
-      <w:tr>
-        <w:trPr>
-          <w:cantSplit/>
-        </w:trPr>
-        <w:tc>
-          <w:tcPr>
-            <w:tcW w:w="4896" w:type="dxa"/>
-          </w:tcPr>
-          <w:p>
-            <w:pPr>
-              <w:pStyle w:val="Single"/>
-              <w:spacing w:before="648"/>
-            </w:pPr>
-            <w:r>
-              <w:rPr/>
-              <w:t xml:space="preserve">Dated</w:t>
-            </w:r>
-            <w:r>
-              <w:rPr/>
-              <w:t xml:space="preserve"> </w:t>
-            </w:r>
-            <w:r>
-              <w:rPr/>
-              <w:t xml:space="preserve">this</w:t>
-            </w:r>
-            <w:r>
-              <w:rPr/>
-              <w:t xml:space="preserve"> </w:t>
-            </w:r>
-            <w:r>
-              <w:rPr/>
-              <w:t xml:space="preserve">17th</w:t>
-            </w:r>
-            <w:r>
-              <w:rPr/>
-              <w:t xml:space="preserve"> </w:t>
-            </w:r>
-            <w:r>
-              <w:rPr/>
-              <w:t xml:space="preserve">day</w:t>
-            </w:r>
-            <w:r>
-              <w:rPr/>
-              <w:t xml:space="preserve"> </w:t>
-            </w:r>
-            <w:r>
-              <w:rPr/>
-              <w:t xml:space="preserve">of</w:t>
-            </w:r>
-            <w:r>
-              <w:rPr/>
-              <w:t xml:space="preserve"> </w:t>
-            </w:r>
-            <w:r>
-              <w:rPr/>
-              <w:t xml:space="preserve">July,</w:t>
-            </w:r>
-            <w:r>
-              <w:rPr/>
-              <w:t xml:space="preserve"> </w:t>
-            </w:r>
-            <w:r>
-              <w:rPr/>
-              <w:t xml:space="preserve">2015.</w:t>
-            </w:r>
-          </w:p>
-        </w:tc>
-        <w:tc>
-          <w:tcPr>
-            <w:tcW w:w="4464" w:type="dxa"/>
-          </w:tcPr>
-          <w:p>
-            <w:pPr>
-              <w:pStyle w:val="Single"/>
-              <w:spacing w:before="648"/>
-            </w:pPr>
-            <w:r>
-              <w:rPr>
-                <w:b/>
-              </w:rPr>
-              <w:t xml:space="preserve">MERRY LAW OFFICES</w:t>
-            </w:r>
-          </w:p>
-          <w:p>
-            <w:pPr>
-              <w:pStyle w:val="Single"/>
-              <w:spacing w:before="120" w:after="648"/>
-            </w:pPr>
-            <w:r>
-              <w:rPr/>
-              <w:t xml:space="preserve">Respectfully submitted,</w:t>
-            </w:r>
-          </w:p>
-          <w:p>
-            <w:pPr>
-              <w:pStyle w:val="Single"/>
-            </w:pPr>
-            <w:r>
-              <w:rPr/>
-              <w:t xml:space="preserve">/s/ __________________________</w:t>
-            </w:r>
-          </w:p>
-          <w:p>
-            <w:pPr>
-              <w:pStyle w:val="Single"/>
-              <w:spacing w:before="48"/>
-            </w:pPr>
-            <w:r>
-              <w:rPr/>
-              <w:t xml:space="preserve">Roger</w:t>
-            </w:r>
-            <w:r>
-              <w:rPr/>
-              <w:t xml:space="preserve"> </w:t>
-            </w:r>
-            <w:r>
-              <w:rPr/>
-              <w:t xml:space="preserve">Merry</w:t>
-            </w:r>
-          </w:p>
-          <w:p>
-            <w:pPr>
-              <w:pStyle w:val="Single"/>
-            </w:pPr>
-            <w:r>
-              <w:rPr/>
-              <w:t xml:space="preserve">Attorney</w:t>
-            </w:r>
-            <w:r>
-              <w:rPr/>
-              <w:t xml:space="preserve"> </w:t>
-            </w:r>
-            <w:r>
-              <w:rPr/>
-              <w:t xml:space="preserve">for</w:t>
-            </w:r>
-            <w:r>
-              <w:rPr/>
-              <w:t xml:space="preserve"> </w:t>
-            </w:r>
-            <w:r>
-              <w:rPr/>
-              <w:t xml:space="preserve">Debtor/Plaintiff</w:t>
-            </w:r>
-          </w:p>
-          <w:p>
-            <w:pPr>
-              <w:pStyle w:val="Single"/>
-            </w:pPr>
-            <w:r>
-              <w:rPr/>
-              <w:t xml:space="preserve">State</w:t>
-            </w:r>
-            <w:r>
-              <w:rPr/>
-              <w:t xml:space="preserve"> </w:t>
-            </w:r>
-            <w:r>
-              <w:rPr/>
-              <w:t xml:space="preserve">Bar</w:t>
-            </w:r>
-            <w:r>
-              <w:rPr/>
-              <w:t xml:space="preserve"> </w:t>
-            </w:r>
-            <w:r>
-              <w:rPr/>
-              <w:t xml:space="preserve">No. 1000954</w:t>
-            </w:r>
-          </w:p>
-          <w:p>
-            <w:pPr>
-              <w:pStyle w:val="Single"/>
-            </w:pPr>
-            <w:r>
-              <w:rPr/>
-              <w:t xml:space="preserve">1518</w:t>
-            </w:r>
-            <w:r>
-              <w:rPr/>
-              <w:t xml:space="preserve"> </w:t>
-            </w:r>
-            <w:r>
-              <w:rPr/>
-              <w:t xml:space="preserve">11th</w:t>
-            </w:r>
-            <w:r>
-              <w:rPr/>
-              <w:t xml:space="preserve"> </w:t>
-            </w:r>
-            <w:r>
-              <w:rPr/>
-              <w:t xml:space="preserve">St.,</w:t>
-            </w:r>
-            <w:r>
-              <w:rPr/>
-              <w:t xml:space="preserve"> </w:t>
-            </w:r>
-            <w:r>
-              <w:rPr/>
-              <w:t xml:space="preserve">Suite</w:t>
-            </w:r>
-            <w:r>
-              <w:rPr/>
-              <w:t xml:space="preserve"> </w:t>
-            </w:r>
-            <w:r>
-              <w:rPr/>
-              <w:t xml:space="preserve">1-1</w:t>
-            </w:r>
-          </w:p>
-          <w:p>
-            <w:pPr>
-              <w:pStyle w:val="Single"/>
-            </w:pPr>
-            <w:r>
-              <w:rPr/>
-              <w:t xml:space="preserve">Monroe,</w:t>
-            </w:r>
-            <w:r>
-              <w:rPr/>
-              <w:t xml:space="preserve"> </w:t>
-            </w:r>
-            <w:r>
-              <w:rPr/>
-              <w:t xml:space="preserve">WI</w:t>
-            </w:r>
-            <w:r>
-              <w:rPr/>
-              <w:t xml:space="preserve"> </w:t>
-            </w:r>
-            <w:r>
-              <w:rPr/>
-              <w:t xml:space="preserve">53566</w:t>
-            </w:r>
-          </w:p>
-          <w:p>
-            <w:pPr>
-              <w:pStyle w:val="Single"/>
-            </w:pPr>
-            <w:r>
-              <w:rPr/>
-              <w:t xml:space="preserve">(608)</w:t>
-            </w:r>
-            <w:r>
-              <w:rPr/>
-              <w:t xml:space="preserve"> </w:t>
-            </w:r>
-            <w:r>
-              <w:rPr/>
-              <w:t xml:space="preserve">325-2065</w:t>
-            </w:r>
-          </w:p>
-        </w:tc>
-      </w:tr>
-    </w:tbl>
     <w:p>
       <w:pPr>
-        <w:pStyle w:val="Single"/>
+        <w:keepNext/>
+        <w:keepLines/>
+        <w:tabs>
+          <w:tab w:val="left" w:pos="4896"/>
+        </w:tabs>
+        <w:spacing w:before="648" w:after="0" w:line="276" w:lineRule="exact"/>
+        <w:ind w:left="4896" w:hanging="4896"/>
+        <w:jc w:val="left"/>
       </w:pPr>
+      <w:r>
+        <w:t xml:space="preserve">Dated</w:t>
+      </w:r>
+      <w:r>
+        <w:t xml:space="preserve"> </w:t>
+      </w:r>
+      <w:r>
+        <w:t xml:space="preserve">this</w:t>
+      </w:r>
+      <w:r>
+        <w:t xml:space="preserve"> </w:t>
+      </w:r>
+      <w:r>
+        <w:t xml:space="preserve">17th</w:t>
+      </w:r>
+      <w:r>
+        <w:t xml:space="preserve"> </w:t>
+      </w:r>
+      <w:r>
+        <w:t xml:space="preserve">day</w:t>
+      </w:r>
+      <w:r>
+        <w:t xml:space="preserve"> </w:t>
+      </w:r>
+      <w:r>
+        <w:t xml:space="preserve">of</w:t>
+      </w:r>
+      <w:r>
+        <w:t xml:space="preserve"> </w:t>
+      </w:r>
+      <w:r>
+        <w:t xml:space="preserve">July,</w:t>
+      </w:r>
+      <w:r>
+        <w:t xml:space="preserve"> </w:t>
+      </w:r>
+      <w:r>
+        <w:t xml:space="preserve">2015.</w:t>
+      </w:r>
+      <w:r>
+        <w:tab/>
+      </w:r>
+      <w:r>
+        <w:rPr>
+          <w:b/>
+          <w:bCs/>
+        </w:rPr>
+        <w:t xml:space="preserve">MERRY</w:t>
+      </w:r>
+      <w:r>
+        <w:rPr>
+          <w:b/>
+          <w:bCs/>
+        </w:rPr>
+        <w:t xml:space="preserve"> </w:t>
+      </w:r>
+      <w:r>
+        <w:rPr>
+          <w:b/>
+          <w:bCs/>
+        </w:rPr>
+        <w:t xml:space="preserve">LAW</w:t>
+      </w:r>
+      <w:r>
+        <w:rPr>
+          <w:b/>
+          <w:bCs/>
+        </w:rPr>
+        <w:t xml:space="preserve"> </w:t>
+      </w:r>
+      <w:r>
+        <w:rPr>
+          <w:b/>
+          <w:bCs/>
+        </w:rPr>
+        <w:t xml:space="preserve">OFFICES</w:t>
+      </w:r>
     </w:p>
-    <w:bookmarkEnd w:id="22"/>
+    <w:p>
+      <w:pPr>
+        <w:keepNext/>
+        <w:keepLines/>
+        <w:spacing w:before="120" w:after="0" w:line="276" w:lineRule="exact"/>
+        <w:ind w:left="4896" w:firstLine="0"/>
+        <w:jc w:val="left"/>
+      </w:pPr>
+      <w:r>
+        <w:t xml:space="preserve">Respectfully submitted,</w:t>
+      </w:r>
+    </w:p>
+    <w:p>
+      <w:pPr>
+        <w:keepNext/>
+        <w:keepLines/>
+        <w:spacing w:before="648" w:after="0" w:line="276" w:lineRule="exact"/>
+        <w:ind w:left="4896" w:firstLine="0"/>
+        <w:jc w:val="left"/>
+      </w:pPr>
+      <w:r>
+        <w:t xml:space="preserve">/s/ __________________________</w:t>
+      </w:r>
+    </w:p>
+    <w:p>
+      <w:pPr>
+        <w:keepNext/>
+        <w:keepLines/>
+        <w:spacing w:before="48" w:after="0" w:line="276" w:lineRule="exact"/>
+        <w:ind w:left="4896" w:firstLine="0"/>
+        <w:jc w:val="left"/>
+      </w:pPr>
+      <w:r>
+        <w:t xml:space="preserve">Roger</w:t>
+      </w:r>
+      <w:r>
+        <w:t xml:space="preserve"> </w:t>
+      </w:r>
+      <w:r>
+        <w:t xml:space="preserve">Merry</w:t>
+      </w:r>
+    </w:p>
+    <w:p>
+      <w:pPr>
+        <w:keepNext/>
+        <w:keepLines/>
+        <w:spacing w:before="0" w:after="0" w:line="276" w:lineRule="exact"/>
+        <w:ind w:left="4896" w:firstLine="0"/>
+        <w:jc w:val="left"/>
+      </w:pPr>
+      <w:r>
+        <w:t xml:space="preserve">Attorney</w:t>
+      </w:r>
+      <w:r>
+        <w:t xml:space="preserve"> </w:t>
+      </w:r>
+      <w:r>
+        <w:t xml:space="preserve">for</w:t>
+      </w:r>
+      <w:r>
+        <w:t xml:space="preserve"> </w:t>
+      </w:r>
+      <w:r>
+        <w:t xml:space="preserve">Debtor/​Plaintiff</w:t>
+      </w:r>
+    </w:p>
+    <w:p>
+      <w:pPr>
+        <w:keepNext/>
+        <w:keepLines/>
+        <w:spacing w:before="0" w:after="0" w:line="276" w:lineRule="exact"/>
+        <w:ind w:left="4896" w:firstLine="0"/>
+        <w:jc w:val="left"/>
+      </w:pPr>
+      <w:r>
+        <w:t xml:space="preserve">State</w:t>
+      </w:r>
+      <w:r>
+        <w:t xml:space="preserve"> </w:t>
+      </w:r>
+      <w:r>
+        <w:t xml:space="preserve">Bar</w:t>
+      </w:r>
+      <w:r>
+        <w:t xml:space="preserve"> </w:t>
+      </w:r>
+      <w:r>
+        <w:t xml:space="preserve">No.</w:t>
+      </w:r>
+      <w:r>
+        <w:t xml:space="preserve"> </w:t>
+      </w:r>
+      <w:r>
+        <w:t xml:space="preserve">1000954</w:t>
+      </w:r>
+    </w:p>
+    <w:p>
+      <w:pPr>
+        <w:keepNext/>
+        <w:keepLines/>
+        <w:spacing w:before="0" w:after="0" w:line="276" w:lineRule="exact"/>
+        <w:ind w:left="4896" w:firstLine="0"/>
+        <w:jc w:val="left"/>
+      </w:pPr>
+      <w:r>
+        <w:t xml:space="preserve">1518</w:t>
+      </w:r>
+      <w:r>
+        <w:t xml:space="preserve"> </w:t>
+      </w:r>
+      <w:r>
+        <w:t xml:space="preserve">11th</w:t>
+      </w:r>
+      <w:r>
+        <w:t xml:space="preserve"> </w:t>
+      </w:r>
+      <w:r>
+        <w:t xml:space="preserve">St.,</w:t>
+      </w:r>
+      <w:r>
+        <w:t xml:space="preserve"> </w:t>
+      </w:r>
+      <w:r>
+        <w:t xml:space="preserve">Suite</w:t>
+      </w:r>
+      <w:r>
+        <w:t xml:space="preserve"> </w:t>
+      </w:r>
+      <w:r>
+        <w:t xml:space="preserve">1</w:t>
+        <w:noBreakHyphen/>
+        <w:t xml:space="preserve">1</w:t>
+      </w:r>
+    </w:p>
+    <w:p>
+      <w:pPr>
+        <w:keepNext/>
+        <w:keepLines/>
+        <w:spacing w:before="0" w:after="0" w:line="276" w:lineRule="exact"/>
+        <w:ind w:left="4896" w:firstLine="0"/>
+        <w:jc w:val="left"/>
+      </w:pPr>
+      <w:r>
+        <w:t xml:space="preserve">Monroe,</w:t>
+      </w:r>
+      <w:r>
+        <w:t xml:space="preserve"> </w:t>
+      </w:r>
+      <w:r>
+        <w:t xml:space="preserve">WI</w:t>
+      </w:r>
+      <w:r>
+        <w:t xml:space="preserve"> </w:t>
+      </w:r>
+      <w:r>
+        <w:t xml:space="preserve">53566</w:t>
+      </w:r>
+    </w:p>
+    <w:p>
+      <w:pPr>
+        <w:spacing w:before="0" w:after="0" w:line="276" w:lineRule="exact"/>
+        <w:ind w:left="4896" w:firstLine="0"/>
+        <w:jc w:val="left"/>
+      </w:pPr>
+      <w:r>
+        <w:t xml:space="preserve">(608)</w:t>
+      </w:r>
+      <w:r>
+        <w:t xml:space="preserve"> </w:t>
+      </w:r>
+      <w:r>
+        <w:t xml:space="preserve">325</w:t>
+        <w:noBreakHyphen/>
+        <w:t xml:space="preserve">2065</w:t>
+      </w:r>
+    </w:p>
     <w:sectPr>
-      <w:footerReference r:id="rId9" w:type="default"/>
-      <w:footnotePr>
-        <w:numRestart w:val="eachSect"/>
-      </w:footnotePr>
-      <w:pgSz w:h="15840" w:w="12240"/>
-      <w:pgMar w:bottom="1440" w:footer="720" w:gutter="0" w:header="720" w:left="1440" w:right="1440" w:top="1440"/>
+      <w:footerReference w:type="default" r:id="rIdFooter1"/>
+      <w:pgSz w:w="12240" w:h="15840"/>
+      <w:pgMar w:top="1440" w:right="1440" w:bottom="1440" w:left="1440" w:header="720" w:footer="720" w:gutter="0"/>
     </w:sectPr>
   </w:body>
 </w:document>
@@ -1087,8 +4274,8 @@
 <w:ftr xmlns:w="http://schemas.openxmlformats.org/wordprocessingml/2006/main" xmlns:r="http://schemas.openxmlformats.org/officeDocument/2006/relationships">
   <w:p>
     <w:pPr>
-      <w:spacing w:before="0" w:after="0" w:line="240" w:lineRule="auto"/>
-      <w:ind w:left="0" w:firstLine="0"/>
+      <w:spacing w:before="0" w:after="0" w:line="276" w:lineRule="exact"/>
+      <w:ind w:firstLine="0"/>
       <w:jc w:val="center"/>
     </w:pPr>
     <w:r>
@@ -1238,24 +4425,49 @@
   <w:docDefaults>
     <w:rPrDefault>
       <w:rPr>
-        <w:rFonts w:ascii="EB Garamond" w:cs="EB Garamond" w:eastAsia="EB Garamond" w:hAnsi="EB Garamond"/>
+        <w:rFonts w:ascii="Times New Roman" w:hAnsi="Times New Roman" w:eastAsia="Times New Roman" w:cs="Times New Roman"/>
         <w:sz w:val="24"/>
         <w:szCs w:val="24"/>
-        <w:lang w:bidi="ar-SA" w:eastAsia="en-US" w:val="en-US"/>
+        <w:lang w:val="en-US" w:eastAsia="zh-CN" w:bidi="ar-SA"/>
       </w:rPr>
     </w:rPrDefault>
     <w:pPrDefault>
       <w:pPr>
-        <w:spacing w:after="0" w:before="0" w:line="240" w:lineRule="auto"/>
+        <w:widowControl/>
+        <w:spacing w:after="0"/>
       </w:pPr>
     </w:pPrDefault>
   </w:docDefaults>
-  <w:latentStyles w:count="276" w:defLockedState="0" w:defQFormat="0" w:defSemiHidden="0" w:defUIPriority="0" w:defUnhideWhenUsed="0"/>
-  <w:style w:default="1" w:styleId="Normal" w:type="paragraph">
+  <w:latentStyles w:defLockedState="0" w:defUIPriority="0" w:defSemiHidden="0" w:defUnhideWhenUsed="0" w:defQFormat="0" w:count="276"/>
+  <w:style w:type="paragraph" w:default="1" w:styleId="Normal">
     <w:name w:val="Normal"/>
     <w:qFormat/>
   </w:style>
-  <w:style w:styleId="Title" w:type="paragraph">
+  <w:style w:type="paragraph" w:styleId="BodyText">
+    <w:name w:val="Body Text"/>
+    <w:basedOn w:val="Normal"/>
+    <w:link w:val="BodyTextChar"/>
+    <w:qFormat/>
+    <w:pPr>
+      <w:spacing w:before="0" w:after="0" w:line="480" w:lineRule="exact"/>
+      <w:ind w:firstLine="720"/>
+    </w:pPr>
+  </w:style>
+  <w:style w:type="paragraph" w:customStyle="1" w:styleId="FirstParagraph">
+    <w:name w:val="First Paragraph"/>
+    <w:basedOn w:val="BodyText"/>
+    <w:next w:val="BodyText"/>
+    <w:qFormat/>
+  </w:style>
+  <w:style w:type="paragraph" w:customStyle="1" w:styleId="Compact">
+    <w:name w:val="Compact"/>
+    <w:basedOn w:val="BodyText"/>
+    <w:qFormat/>
+    <w:pPr>
+      <w:spacing w:before="36" w:after="36"/>
+    </w:pPr>
+  </w:style>
+  <w:style w:type="paragraph" w:styleId="Title">
     <w:name w:val="Title"/>
     <w:basedOn w:val="Normal"/>
     <w:next w:val="BodyText"/>
@@ -1269,24 +4481,24 @@
       <w:jc w:val="center"/>
     </w:pPr>
     <w:rPr>
-      <w:rFonts w:asciiTheme="majorHAnsi" w:cstheme="majorBidi" w:eastAsiaTheme="majorEastAsia" w:hAnsiTheme="majorHAnsi"/>
+      <w:rFonts w:asciiTheme="majorHAnsi" w:eastAsiaTheme="majorEastAsia" w:hAnsiTheme="majorHAnsi" w:cstheme="majorBidi"/>
       <w:sz w:val="56"/>
       <w:szCs w:val="56"/>
     </w:rPr>
   </w:style>
-  <w:style w:customStyle="1" w:styleId="TitleChar" w:type="character">
+  <w:style w:type="character" w:customStyle="1" w:styleId="TitleChar">
     <w:name w:val="Title Char"/>
     <w:basedOn w:val="DefaultParagraphFont"/>
     <w:link w:val="Title"/>
     <w:uiPriority w:val="10"/>
     <w:rsid w:val="00A10FD9"/>
     <w:rPr>
-      <w:rFonts w:asciiTheme="majorHAnsi" w:cstheme="majorBidi" w:eastAsiaTheme="majorEastAsia" w:hAnsiTheme="majorHAnsi"/>
+      <w:rFonts w:asciiTheme="majorHAnsi" w:eastAsiaTheme="majorEastAsia" w:hAnsiTheme="majorHAnsi" w:cstheme="majorBidi"/>
       <w:sz w:val="56"/>
       <w:szCs w:val="56"/>
     </w:rPr>
   </w:style>
-  <w:style w:styleId="Subtitle" w:type="paragraph">
+  <w:style w:type="paragraph" w:styleId="Subtitle">
     <w:name w:val="Subtitle"/>
     <w:basedOn w:val="Title"/>
     <w:next w:val="BodyText"/>
@@ -1300,27 +4512,27 @@
       </w:numPr>
     </w:pPr>
     <w:rPr>
-      <w:rFonts w:cstheme="majorBidi" w:eastAsiaTheme="majorEastAsia"/>
+      <w:rFonts w:eastAsiaTheme="majorEastAsia" w:cstheme="majorBidi"/>
       <w:spacing w:val="15"/>
       <w:sz w:val="28"/>
       <w:szCs w:val="28"/>
     </w:rPr>
   </w:style>
-  <w:style w:customStyle="1" w:styleId="SubtitleChar" w:type="character">
+  <w:style w:type="character" w:customStyle="1" w:styleId="SubtitleChar">
     <w:name w:val="Subtitle Char"/>
     <w:basedOn w:val="DefaultParagraphFont"/>
     <w:link w:val="Subtitle"/>
     <w:uiPriority w:val="11"/>
     <w:rsid w:val="00A10FD9"/>
     <w:rPr>
-      <w:rFonts w:cstheme="majorBidi" w:eastAsiaTheme="majorEastAsia"/>
-      <w:color w:themeColor="text1" w:themeTint="A6" w:val="595959"/>
+      <w:rFonts w:eastAsiaTheme="majorEastAsia" w:cstheme="majorBidi"/>
+      <w:color w:val="595959" w:themeColor="text1" w:themeTint="A6"/>
       <w:spacing w:val="15"/>
       <w:sz w:val="28"/>
       <w:szCs w:val="28"/>
     </w:rPr>
   </w:style>
-  <w:style w:customStyle="1" w:styleId="Author" w:type="paragraph">
+  <w:style w:type="paragraph" w:customStyle="1" w:styleId="Author">
     <w:name w:val="Author"/>
     <w:basedOn w:val="Title"/>
     <w:next w:val="BodyText"/>
@@ -1334,7 +4546,7 @@
       <w:szCs w:val="24"/>
     </w:rPr>
   </w:style>
-  <w:style w:styleId="Date" w:type="paragraph">
+  <w:style w:type="paragraph" w:styleId="Date">
     <w:name w:val="Date"/>
     <w:basedOn w:val="Title"/>
     <w:next w:val="BodyText"/>
@@ -1348,7 +4560,7 @@
       <w:szCs w:val="24"/>
     </w:rPr>
   </w:style>
-  <w:style w:customStyle="1" w:styleId="AbstractTitle" w:type="paragraph">
+  <w:style w:type="paragraph" w:customStyle="1" w:styleId="AbstractTitle">
     <w:name w:val="Abstract Title"/>
     <w:basedOn w:val="Normal"/>
     <w:next w:val="Abstract"/>
@@ -1356,7 +4568,7 @@
     <w:pPr>
       <w:keepNext/>
       <w:keepLines/>
-      <w:spacing w:after="0" w:before="300"/>
+      <w:spacing w:before="300" w:after="0"/>
       <w:jc w:val="center"/>
     </w:pPr>
     <w:rPr>
@@ -1365,7 +4577,7 @@
       <w:szCs w:val="20"/>
     </w:rPr>
   </w:style>
-  <w:style w:customStyle="1" w:styleId="Abstract" w:type="paragraph">
+  <w:style w:type="paragraph" w:customStyle="1" w:styleId="Abstract">
     <w:name w:val="Abstract"/>
     <w:basedOn w:val="Normal"/>
     <w:next w:val="BodyText"/>
@@ -1373,14 +4585,14 @@
     <w:pPr>
       <w:keepNext/>
       <w:keepLines/>
-      <w:spacing w:after="300" w:before="100"/>
+      <w:spacing w:before="100" w:after="300"/>
     </w:pPr>
     <w:rPr>
       <w:sz w:val="20"/>
       <w:szCs w:val="20"/>
     </w:rPr>
   </w:style>
-  <w:style w:styleId="Bibliography" w:type="paragraph">
+  <w:style w:type="paragraph" w:styleId="Bibliography">
     <w:name w:val="Bibliography"/>
     <w:basedOn w:val="Normal"/>
     <w:next w:val="Bibliography"/>
@@ -1388,7 +4600,59 @@
     <w:pPr/>
     <w:rPr/>
   </w:style>
-  <w:style w:styleId="Heading3" w:type="paragraph">
+  <w:style w:type="paragraph" w:styleId="Heading1">
+    <w:name w:val="heading 1"/>
+    <w:basedOn w:val="Normal"/>
+    <w:next w:val="BodyText"/>
+    <w:link w:val="Heading1Char"/>
+    <w:uiPriority w:val="9"/>
+    <w:qFormat/>
+    <w:rsid w:val="00A10FD9"/>
+    <w:pPr>
+      <w:keepNext/>
+      <w:keepLines/>
+      <w:spacing w:before="288" w:after="144" w:line="276" w:lineRule="exact"/>
+      <w:ind w:firstLine="0"/>
+      <w:jc w:val="center"/>
+      <w:outlineLvl w:val="0"/>
+    </w:pPr>
+    <w:rPr>
+      <w:rFonts w:ascii="Times New Roman" w:hAnsi="Times New Roman" w:eastAsia="Times New Roman" w:cs="Times New Roman"/>
+      <w:b/>
+      <w:bCs/>
+      <w:caps/>
+      <w:color w:val="000000"/>
+      <w:sz w:val="24"/>
+      <w:szCs w:val="24"/>
+    </w:rPr>
+  </w:style>
+  <w:style w:type="paragraph" w:styleId="Heading2">
+    <w:name w:val="heading 2"/>
+    <w:basedOn w:val="Normal"/>
+    <w:next w:val="BodyText"/>
+    <w:link w:val="Heading2Char"/>
+    <w:uiPriority w:val="9"/>
+    <w:semiHidden/>
+    <w:unhideWhenUsed/>
+    <w:qFormat/>
+    <w:rsid w:val="00A10FD9"/>
+    <w:pPr>
+      <w:keepNext/>
+      <w:keepLines/>
+      <w:spacing w:before="288" w:after="144" w:line="276" w:lineRule="exact"/>
+      <w:ind w:firstLine="0"/>
+      <w:outlineLvl w:val="1"/>
+    </w:pPr>
+    <w:rPr>
+      <w:rFonts w:ascii="Times New Roman" w:hAnsi="Times New Roman" w:eastAsia="Times New Roman" w:cs="Times New Roman"/>
+      <w:b/>
+      <w:bCs/>
+      <w:color w:val="000000"/>
+      <w:sz w:val="24"/>
+      <w:szCs w:val="24"/>
+    </w:rPr>
+  </w:style>
+  <w:style w:type="paragraph" w:styleId="Heading3">
     <w:name w:val="heading 3"/>
     <w:basedOn w:val="Normal"/>
     <w:next w:val="BodyText"/>
@@ -1401,17 +4665,20 @@
     <w:pPr>
       <w:keepNext/>
       <w:keepLines/>
-      <w:spacing w:after="80" w:before="160"/>
+      <w:spacing w:before="288" w:after="144" w:line="276" w:lineRule="exact"/>
+      <w:ind w:firstLine="0"/>
       <w:outlineLvl w:val="2"/>
     </w:pPr>
     <w:rPr>
-      <w:rFonts w:cstheme="majorBidi" w:eastAsiaTheme="majorEastAsia"/>
-      <w:color w:themeColor="accent1" w:themeShade="BF" w:val="0F4761"/>
-      <w:sz w:val="28"/>
-      <w:szCs w:val="28"/>
-    </w:rPr>
-  </w:style>
-  <w:style w:styleId="Heading4" w:type="paragraph">
+      <w:rFonts w:ascii="Times New Roman" w:hAnsi="Times New Roman" w:eastAsia="Times New Roman" w:cs="Times New Roman"/>
+      <w:b/>
+      <w:bCs/>
+      <w:color w:val="000000"/>
+      <w:sz w:val="24"/>
+      <w:szCs w:val="24"/>
+    </w:rPr>
+  </w:style>
+  <w:style w:type="paragraph" w:styleId="Heading4">
     <w:name w:val="heading 4"/>
     <w:basedOn w:val="Normal"/>
     <w:next w:val="BodyText"/>
@@ -1424,17 +4691,21 @@
     <w:pPr>
       <w:keepNext/>
       <w:keepLines/>
-      <w:spacing w:after="40" w:before="80"/>
+      <w:spacing w:before="288" w:after="144" w:line="276" w:lineRule="exact"/>
+      <w:ind w:firstLine="0"/>
       <w:outlineLvl w:val="3"/>
     </w:pPr>
     <w:rPr>
-      <w:rFonts w:cstheme="majorBidi" w:eastAsiaTheme="majorEastAsia"/>
+      <w:rFonts w:ascii="Times New Roman" w:hAnsi="Times New Roman" w:eastAsia="Times New Roman" w:cs="Times New Roman"/>
+      <w:b/>
+      <w:bCs/>
       <w:i/>
-      <w:iCs/>
-      <w:color w:themeColor="accent1" w:themeShade="BF" w:val="0F4761"/>
-    </w:rPr>
-  </w:style>
-  <w:style w:styleId="Heading5" w:type="paragraph">
+      <w:color w:val="000000"/>
+      <w:sz w:val="24"/>
+      <w:szCs w:val="24"/>
+    </w:rPr>
+  </w:style>
+  <w:style w:type="paragraph" w:styleId="Heading5">
     <w:name w:val="heading 5"/>
     <w:basedOn w:val="Normal"/>
     <w:next w:val="BodyText"/>
@@ -1447,15 +4718,21 @@
     <w:pPr>
       <w:keepNext/>
       <w:keepLines/>
-      <w:spacing w:after="40" w:before="80"/>
+      <w:spacing w:before="288" w:after="144" w:line="276" w:lineRule="exact"/>
+      <w:ind w:firstLine="0"/>
       <w:outlineLvl w:val="4"/>
     </w:pPr>
     <w:rPr>
-      <w:rFonts w:cstheme="majorBidi" w:eastAsiaTheme="majorEastAsia"/>
-      <w:color w:themeColor="accent1" w:themeShade="BF" w:val="0F4761"/>
-    </w:rPr>
-  </w:style>
-  <w:style w:styleId="Heading6" w:type="paragraph">
+      <w:rFonts w:ascii="Times New Roman" w:hAnsi="Times New Roman" w:eastAsia="Times New Roman" w:cs="Times New Roman"/>
+      <w:b/>
+      <w:bCs/>
+      <w:i/>
+      <w:color w:val="000000"/>
+      <w:sz w:val="24"/>
+      <w:szCs w:val="24"/>
+    </w:rPr>
+  </w:style>
+  <w:style w:type="paragraph" w:styleId="Heading6">
     <w:name w:val="heading 6"/>
     <w:basedOn w:val="Normal"/>
     <w:next w:val="BodyText"/>
@@ -1468,17 +4745,17 @@
     <w:pPr>
       <w:keepNext/>
       <w:keepLines/>
-      <w:spacing w:after="0" w:before="40"/>
+      <w:spacing w:before="40" w:after="0"/>
       <w:outlineLvl w:val="5"/>
     </w:pPr>
     <w:rPr>
-      <w:rFonts w:cstheme="majorBidi" w:eastAsiaTheme="majorEastAsia"/>
+      <w:rFonts w:eastAsiaTheme="majorEastAsia" w:cstheme="majorBidi"/>
       <w:i/>
       <w:iCs/>
-      <w:color w:themeColor="text1" w:themeTint="A6" w:val="595959"/>
-    </w:rPr>
-  </w:style>
-  <w:style w:styleId="Heading7" w:type="paragraph">
+      <w:color w:val="595959" w:themeColor="text1" w:themeTint="A6"/>
+    </w:rPr>
+  </w:style>
+  <w:style w:type="paragraph" w:styleId="Heading7">
     <w:name w:val="heading 7"/>
     <w:basedOn w:val="Normal"/>
     <w:next w:val="BodyText"/>
@@ -1491,15 +4768,15 @@
     <w:pPr>
       <w:keepNext/>
       <w:keepLines/>
-      <w:spacing w:after="0" w:before="40"/>
+      <w:spacing w:before="40" w:after="0"/>
       <w:outlineLvl w:val="6"/>
     </w:pPr>
     <w:rPr>
-      <w:rFonts w:cstheme="majorBidi" w:eastAsiaTheme="majorEastAsia"/>
-      <w:color w:themeColor="text1" w:themeTint="A6" w:val="595959"/>
-    </w:rPr>
-  </w:style>
-  <w:style w:styleId="Heading8" w:type="paragraph">
+      <w:rFonts w:eastAsiaTheme="majorEastAsia" w:cstheme="majorBidi"/>
+      <w:color w:val="595959" w:themeColor="text1" w:themeTint="A6"/>
+    </w:rPr>
+  </w:style>
+  <w:style w:type="paragraph" w:styleId="Heading8">
     <w:name w:val="heading 8"/>
     <w:basedOn w:val="Normal"/>
     <w:next w:val="BodyText"/>
@@ -1516,13 +4793,13 @@
       <w:outlineLvl w:val="7"/>
     </w:pPr>
     <w:rPr>
-      <w:rFonts w:cstheme="majorBidi" w:eastAsiaTheme="majorEastAsia"/>
+      <w:rFonts w:eastAsiaTheme="majorEastAsia" w:cstheme="majorBidi"/>
       <w:i/>
       <w:iCs/>
-      <w:color w:themeColor="text1" w:themeTint="D8" w:val="272727"/>
-    </w:rPr>
-  </w:style>
-  <w:style w:styleId="Heading9" w:type="paragraph">
+      <w:color w:val="272727" w:themeColor="text1" w:themeTint="D8"/>
+    </w:rPr>
+  </w:style>
+  <w:style w:type="paragraph" w:styleId="Heading9">
     <w:name w:val="heading 9"/>
     <w:basedOn w:val="Normal"/>
     <w:next w:val="BodyText"/>
@@ -1539,24 +4816,24 @@
       <w:outlineLvl w:val="8"/>
     </w:pPr>
     <w:rPr>
-      <w:rFonts w:cstheme="majorBidi" w:eastAsiaTheme="majorEastAsia"/>
-      <w:color w:themeColor="text1" w:themeTint="D8" w:val="272727"/>
-    </w:rPr>
-  </w:style>
-  <w:style w:customStyle="1" w:styleId="Heading1Char" w:type="character">
+      <w:rFonts w:eastAsiaTheme="majorEastAsia" w:cstheme="majorBidi"/>
+      <w:color w:val="272727" w:themeColor="text1" w:themeTint="D8"/>
+    </w:rPr>
+  </w:style>
+  <w:style w:type="character" w:customStyle="1" w:styleId="Heading1Char">
     <w:name w:val="Heading 1 Char"/>
     <w:basedOn w:val="DefaultParagraphFont"/>
     <w:link w:val="Heading1"/>
     <w:uiPriority w:val="9"/>
     <w:rsid w:val="00A10FD9"/>
     <w:rPr>
-      <w:rFonts w:asciiTheme="majorHAnsi" w:cstheme="majorBidi" w:eastAsiaTheme="majorEastAsia" w:hAnsiTheme="majorHAnsi"/>
-      <w:color w:themeColor="accent1" w:themeShade="BF" w:val="0F4761"/>
+      <w:rFonts w:asciiTheme="majorHAnsi" w:eastAsiaTheme="majorEastAsia" w:hAnsiTheme="majorHAnsi" w:cstheme="majorBidi"/>
+      <w:color w:val="0F4761" w:themeColor="accent1" w:themeShade="BF"/>
       <w:sz w:val="40"/>
       <w:szCs w:val="40"/>
     </w:rPr>
   </w:style>
-  <w:style w:customStyle="1" w:styleId="Heading2Char" w:type="character">
+  <w:style w:type="character" w:customStyle="1" w:styleId="Heading2Char">
     <w:name w:val="Heading 2 Char"/>
     <w:basedOn w:val="DefaultParagraphFont"/>
     <w:link w:val="Heading2"/>
@@ -1564,13 +4841,13 @@
     <w:semiHidden/>
     <w:rsid w:val="00A10FD9"/>
     <w:rPr>
-      <w:rFonts w:asciiTheme="majorHAnsi" w:cstheme="majorBidi" w:eastAsiaTheme="majorEastAsia" w:hAnsiTheme="majorHAnsi"/>
-      <w:color w:themeColor="accent1" w:themeShade="BF" w:val="0F4761"/>
+      <w:rFonts w:asciiTheme="majorHAnsi" w:eastAsiaTheme="majorEastAsia" w:hAnsiTheme="majorHAnsi" w:cstheme="majorBidi"/>
+      <w:color w:val="0F4761" w:themeColor="accent1" w:themeShade="BF"/>
       <w:sz w:val="32"/>
       <w:szCs w:val="32"/>
     </w:rPr>
   </w:style>
-  <w:style w:customStyle="1" w:styleId="Heading3Char" w:type="character">
+  <w:style w:type="character" w:customStyle="1" w:styleId="Heading3Char">
     <w:name w:val="Heading 3 Char"/>
     <w:basedOn w:val="DefaultParagraphFont"/>
     <w:link w:val="Heading3"/>
@@ -1578,13 +4855,13 @@
     <w:semiHidden/>
     <w:rsid w:val="00A10FD9"/>
     <w:rPr>
-      <w:rFonts w:cstheme="majorBidi" w:eastAsiaTheme="majorEastAsia"/>
-      <w:color w:themeColor="accent1" w:themeShade="BF" w:val="0F4761"/>
+      <w:rFonts w:eastAsiaTheme="majorEastAsia" w:cstheme="majorBidi"/>
+      <w:color w:val="0F4761" w:themeColor="accent1" w:themeShade="BF"/>
       <w:sz w:val="28"/>
       <w:szCs w:val="28"/>
     </w:rPr>
   </w:style>
-  <w:style w:customStyle="1" w:styleId="Heading4Char" w:type="character">
+  <w:style w:type="character" w:customStyle="1" w:styleId="Heading4Char">
     <w:name w:val="Heading 4 Char"/>
     <w:basedOn w:val="DefaultParagraphFont"/>
     <w:link w:val="Heading4"/>
@@ -1592,13 +4869,13 @@
     <w:semiHidden/>
     <w:rsid w:val="00A10FD9"/>
     <w:rPr>
-      <w:rFonts w:cstheme="majorBidi" w:eastAsiaTheme="majorEastAsia"/>
+      <w:rFonts w:eastAsiaTheme="majorEastAsia" w:cstheme="majorBidi"/>
       <w:i/>
       <w:iCs/>
-      <w:color w:themeColor="accent1" w:themeShade="BF" w:val="0F4761"/>
-    </w:rPr>
-  </w:style>
-  <w:style w:customStyle="1" w:styleId="Heading5Char" w:type="character">
+      <w:color w:val="0F4761" w:themeColor="accent1" w:themeShade="BF"/>
+    </w:rPr>
+  </w:style>
+  <w:style w:type="character" w:customStyle="1" w:styleId="Heading5Char">
     <w:name w:val="Heading 5 Char"/>
     <w:basedOn w:val="DefaultParagraphFont"/>
     <w:link w:val="Heading5"/>
@@ -1606,11 +4883,11 @@
     <w:semiHidden/>
     <w:rsid w:val="00A10FD9"/>
     <w:rPr>
-      <w:rFonts w:cstheme="majorBidi" w:eastAsiaTheme="majorEastAsia"/>
-      <w:color w:themeColor="accent1" w:themeShade="BF" w:val="0F4761"/>
-    </w:rPr>
-  </w:style>
-  <w:style w:customStyle="1" w:styleId="Heading6Char" w:type="character">
+      <w:rFonts w:eastAsiaTheme="majorEastAsia" w:cstheme="majorBidi"/>
+      <w:color w:val="0F4761" w:themeColor="accent1" w:themeShade="BF"/>
+    </w:rPr>
+  </w:style>
+  <w:style w:type="character" w:customStyle="1" w:styleId="Heading6Char">
     <w:name w:val="Heading 6 Char"/>
     <w:basedOn w:val="DefaultParagraphFont"/>
     <w:link w:val="Heading6"/>
@@ -1618,13 +4895,13 @@
     <w:semiHidden/>
     <w:rsid w:val="00A10FD9"/>
     <w:rPr>
-      <w:rFonts w:cstheme="majorBidi" w:eastAsiaTheme="majorEastAsia"/>
+      <w:rFonts w:eastAsiaTheme="majorEastAsia" w:cstheme="majorBidi"/>
       <w:i/>
       <w:iCs/>
-      <w:color w:themeColor="text1" w:themeTint="A6" w:val="595959"/>
-    </w:rPr>
-  </w:style>
-  <w:style w:customStyle="1" w:styleId="Heading7Char" w:type="character">
+      <w:color w:val="595959" w:themeColor="text1" w:themeTint="A6"/>
+    </w:rPr>
+  </w:style>
+  <w:style w:type="character" w:customStyle="1" w:styleId="Heading7Char">
     <w:name w:val="Heading 7 Char"/>
     <w:basedOn w:val="DefaultParagraphFont"/>
     <w:link w:val="Heading7"/>
@@ -1632,11 +4909,11 @@
     <w:semiHidden/>
     <w:rsid w:val="00A10FD9"/>
     <w:rPr>
-      <w:rFonts w:cstheme="majorBidi" w:eastAsiaTheme="majorEastAsia"/>
-      <w:color w:themeColor="text1" w:themeTint="A6" w:val="595959"/>
-    </w:rPr>
-  </w:style>
-  <w:style w:customStyle="1" w:styleId="Heading8Char" w:type="character">
+      <w:rFonts w:eastAsiaTheme="majorEastAsia" w:cstheme="majorBidi"/>
+      <w:color w:val="595959" w:themeColor="text1" w:themeTint="A6"/>
+    </w:rPr>
+  </w:style>
+  <w:style w:type="character" w:customStyle="1" w:styleId="Heading8Char">
     <w:name w:val="Heading 8 Char"/>
     <w:basedOn w:val="DefaultParagraphFont"/>
     <w:link w:val="Heading8"/>
@@ -1644,13 +4921,13 @@
     <w:semiHidden/>
     <w:rsid w:val="00A10FD9"/>
     <w:rPr>
-      <w:rFonts w:cstheme="majorBidi" w:eastAsiaTheme="majorEastAsia"/>
+      <w:rFonts w:eastAsiaTheme="majorEastAsia" w:cstheme="majorBidi"/>
       <w:i/>
       <w:iCs/>
-      <w:color w:themeColor="text1" w:themeTint="D8" w:val="272727"/>
-    </w:rPr>
-  </w:style>
-  <w:style w:customStyle="1" w:styleId="Heading9Char" w:type="character">
+      <w:color w:val="272727" w:themeColor="text1" w:themeTint="D8"/>
+    </w:rPr>
+  </w:style>
+  <w:style w:type="character" w:customStyle="1" w:styleId="Heading9Char">
     <w:name w:val="Heading 9 Char"/>
     <w:basedOn w:val="DefaultParagraphFont"/>
     <w:link w:val="Heading9"/>
@@ -1658,11 +4935,48 @@
     <w:semiHidden/>
     <w:rsid w:val="00A10FD9"/>
     <w:rPr>
-      <w:rFonts w:cstheme="majorBidi" w:eastAsiaTheme="majorEastAsia"/>
-      <w:color w:themeColor="text1" w:themeTint="D8" w:val="272727"/>
-    </w:rPr>
-  </w:style>
-  <w:style w:styleId="FootnoteBlockText" w:type="paragraph">
+      <w:rFonts w:eastAsiaTheme="majorEastAsia" w:cstheme="majorBidi"/>
+      <w:color w:val="272727" w:themeColor="text1" w:themeTint="D8"/>
+    </w:rPr>
+  </w:style>
+  <w:style w:type="paragraph" w:customStyle="1" w:styleId="ListItem">
+    <w:name w:val="List Item"/>
+    <w:basedOn w:val="BodyText"/>
+    <w:qFormat/>
+    <w:pPr>
+      <w:spacing w:before="0" w:after="0" w:line="480" w:lineRule="exact"/>
+      <w:ind w:left="720" w:hanging="720"/>
+    </w:pPr>
+  </w:style>
+  <w:style w:type="paragraph" w:styleId="BlockText">
+    <w:name w:val="Block Text"/>
+    <w:basedOn w:val="BodyText"/>
+    <w:next w:val="BodyText"/>
+    <w:uiPriority w:val="9"/>
+    <w:unhideWhenUsed/>
+    <w:qFormat/>
+    <w:pPr>
+      <w:spacing w:before="280" w:after="280" w:line="276" w:lineRule="exact"/>
+      <w:ind w:firstLine="0" w:left="720" w:right="720"/>
+    </w:pPr>
+  </w:style>
+  <w:style w:type="paragraph" w:styleId="FootnoteText">
+    <w:name w:val="Footnote Text"/>
+    <w:basedOn w:val="Normal"/>
+    <w:next w:val="FootnoteText"/>
+    <w:uiPriority w:val="9"/>
+    <w:unhideWhenUsed/>
+    <w:qFormat/>
+    <w:pPr>
+      <w:keepLines/>
+      <w:spacing w:before="0" w:after="140" w:line="276" w:lineRule="exact"/>
+    </w:pPr>
+    <w:rPr>
+      <w:sz w:val="24"/>
+      <w:szCs w:val="24"/>
+    </w:rPr>
+  </w:style>
+  <w:style w:type="paragraph" w:styleId="FootnoteBlockText">
     <w:name w:val="Footnote Block Text"/>
     <w:basedOn w:val="FootnoteText"/>
     <w:next w:val="FootnoteText"/>
@@ -1670,38 +4984,29 @@
     <w:unhideWhenUsed/>
     <w:qFormat/>
     <w:pPr>
-      <w:spacing w:after="100" w:before="100"/>
-      <w:ind w:firstLine="0" w:left="480" w:right="480"/>
+      <w:spacing w:before="280" w:after="280"/>
+      <w:ind w:firstLine="0" w:left="720" w:right="720"/>
     </w:pPr>
   </w:style>
-  <w:style w:default="1" w:styleId="DefaultParagraphFont" w:type="character">
+  <w:style w:type="character" w:default="1" w:styleId="DefaultParagraphFont">
     <w:name w:val="Default Paragraph Font"/>
     <w:semiHidden/>
     <w:unhideWhenUsed/>
   </w:style>
-  <w:style w:default="1" w:styleId="Table" w:type="table">
+  <w:style w:type="table" w:default="1" w:styleId="Table">
     <w:name w:val="Table"/>
     <w:basedOn w:val="TableNormal"/>
-    <w:semiHidden/>
-    <w:unhideWhenUsed/>
     <w:qFormat/>
     <w:tblPr>
-      <w:tblInd w:type="dxa" w:w="0"/>
+      <w:tblInd w:w="0" w:type="dxa"/>
       <w:tblCellMar>
-        <w:top w:type="dxa" w:w="0"/>
-        <w:left w:type="dxa" w:w="108"/>
-        <w:bottom w:type="dxa" w:w="0"/>
-        <w:right w:type="dxa" w:w="108"/>
+        <w:top w:w="0" w:type="dxa"/>
+        <w:left w:w="108" w:type="dxa"/>
+        <w:bottom w:w="0" w:type="dxa"/>
+        <w:right w:w="108" w:type="dxa"/>
       </w:tblCellMar>
     </w:tblPr>
     <w:tblStylePr w:type="firstRow">
-      <w:tblPr>
-        <w:jc w:val="left"/>
-        <w:tblInd w:type="dxa" w:w="0"/>
-      </w:tblPr>
-      <w:trPr>
-        <w:jc w:val="left"/>
-      </w:trPr>
       <w:tcPr>
         <w:tcBorders>
           <w:bottom w:val="single"/>
@@ -1710,7 +5015,7 @@
       </w:tcPr>
     </w:tblStylePr>
   </w:style>
-  <w:style w:customStyle="1" w:styleId="DefinitionTerm" w:type="paragraph">
+  <w:style w:type="paragraph" w:customStyle="1" w:styleId="DefinitionTerm">
     <w:name w:val="Definition Term"/>
     <w:basedOn w:val="Normal"/>
     <w:next w:val="Definition"/>
@@ -1723,49 +5028,49 @@
       <w:b/>
     </w:rPr>
   </w:style>
-  <w:style w:customStyle="1" w:styleId="Definition" w:type="paragraph">
+  <w:style w:type="paragraph" w:customStyle="1" w:styleId="Definition">
     <w:name w:val="Definition"/>
     <w:basedOn w:val="Normal"/>
   </w:style>
-  <w:style w:styleId="Caption" w:type="paragraph">
+  <w:style w:type="paragraph" w:styleId="Caption">
     <w:name w:val="Caption"/>
     <w:basedOn w:val="Normal"/>
     <w:link w:val="BodyTextChar"/>
     <w:pPr>
-      <w:spacing w:after="120" w:before="0"/>
+      <w:spacing w:before="0" w:after="120"/>
     </w:pPr>
     <w:rPr>
       <w:i/>
     </w:rPr>
   </w:style>
-  <w:style w:customStyle="1" w:styleId="TableCaption" w:type="paragraph">
+  <w:style w:type="paragraph" w:customStyle="1" w:styleId="TableCaption">
     <w:name w:val="Table Caption"/>
     <w:basedOn w:val="Caption"/>
     <w:pPr>
       <w:keepNext/>
     </w:pPr>
   </w:style>
-  <w:style w:customStyle="1" w:styleId="ImageCaption" w:type="paragraph">
+  <w:style w:type="paragraph" w:customStyle="1" w:styleId="ImageCaption">
     <w:name w:val="Image Caption"/>
     <w:basedOn w:val="Caption"/>
   </w:style>
-  <w:style w:customStyle="1" w:styleId="Figure" w:type="paragraph">
+  <w:style w:type="paragraph" w:customStyle="1" w:styleId="Figure">
     <w:name w:val="Figure"/>
     <w:basedOn w:val="Normal"/>
   </w:style>
-  <w:style w:customStyle="1" w:styleId="CaptionedFigure" w:type="paragraph">
+  <w:style w:type="paragraph" w:customStyle="1" w:styleId="CaptionedFigure">
     <w:name w:val="Captioned Figure"/>
     <w:basedOn w:val="Figure"/>
     <w:pPr>
       <w:keepNext/>
     </w:pPr>
   </w:style>
-  <w:style w:customStyle="1" w:styleId="BodyTextChar" w:type="character">
+  <w:style w:type="character" w:customStyle="1" w:styleId="BodyTextChar">
     <w:name w:val="Body Text Char"/>
     <w:basedOn w:val="DefaultParagraphFont"/>
     <w:link w:val="BodyText"/>
   </w:style>
-  <w:style w:customStyle="1" w:styleId="VerbatimChar" w:type="character">
+  <w:style w:type="character" w:customStyle="1" w:styleId="VerbatimChar">
     <w:name w:val="Verbatim Char"/>
     <w:basedOn w:val="BodyTextChar"/>
     <w:rPr>
@@ -1773,25 +5078,25 @@
       <w:sz w:val="22"/>
     </w:rPr>
   </w:style>
-  <w:style w:customStyle="1" w:styleId="SectionNumber" w:type="character">
+  <w:style w:type="character" w:customStyle="1" w:styleId="SectionNumber">
     <w:name w:val="Section Number"/>
     <w:basedOn w:val="BodyTextChar"/>
   </w:style>
-  <w:style w:styleId="FootnoteReference" w:type="character">
+  <w:style w:type="character" w:styleId="FootnoteReference">
     <w:name w:val="Footnote Reference"/>
     <w:basedOn w:val="BodyTextChar"/>
     <w:rPr>
       <w:vertAlign w:val="superscript"/>
     </w:rPr>
   </w:style>
-  <w:style w:styleId="Hyperlink" w:type="character">
+  <w:style w:type="character" w:styleId="Hyperlink">
     <w:name w:val="Hyperlink"/>
     <w:basedOn w:val="BodyTextChar"/>
     <w:rPr>
-      <w:color w:themeColor="accent1" w:val="4F81BD"/>
-    </w:rPr>
-  </w:style>
-  <w:style w:styleId="TOCHeading" w:type="paragraph">
+      <w:color w:val="000000"/>
+    </w:rPr>
+  </w:style>
+  <w:style w:type="paragraph" w:styleId="TOCHeading">
     <w:name w:val="TOC Heading"/>
     <w:basedOn w:val="Heading1"/>
     <w:next w:val="BodyText"/>
@@ -1803,168 +5108,11 @@
       <w:outlineLvl w:val="9"/>
     </w:pPr>
     <w:rPr>
-      <w:rFonts w:asciiTheme="majorHAnsi" w:cstheme="majorBidi" w:eastAsiaTheme="majorEastAsia" w:hAnsiTheme="majorHAnsi"/>
+      <w:rFonts w:asciiTheme="majorHAnsi" w:eastAsiaTheme="majorEastAsia" w:hAnsiTheme="majorHAnsi" w:cstheme="majorBidi"/>
       <w:b w:val="0"/>
       <w:bCs w:val="0"/>
-      <w:color w:themeColor="accent1" w:themeShade="BF" w:val="365F91"/>
-    </w:rPr>
-  </w:style>
-  <w:style w:styleId="BodyText" w:type="paragraph">
-    <w:name w:val="Body Text"/>
-    <w:basedOn w:val="Normal"/>
-    <w:qFormat/>
-    <w:pPr>
-      <w:widowControl/>
-      <w:spacing w:after="0" w:before="0" w:line="480" w:lineRule="exact"/>
-      <w:ind w:firstLine="720" w:left="0" w:right="0"/>
-    </w:pPr>
-  </w:style>
-  <w:style w:customStyle="1" w:styleId="FirstParagraph" w:type="paragraph">
-    <w:name w:val="First Paragraph"/>
-    <w:basedOn w:val="BodyText"/>
-    <w:next w:val="BodyText"/>
-    <w:qFormat/>
-    <w:pPr>
-      <w:widowControl/>
-      <w:spacing w:after="0" w:before="0" w:line="480" w:lineRule="exact"/>
-      <w:ind w:firstLine="720" w:left="0" w:right="0"/>
-    </w:pPr>
-  </w:style>
-  <w:style w:customStyle="1" w:styleId="Compact" w:type="paragraph">
-    <w:name w:val="Compact"/>
-    <w:basedOn w:val="BodyText"/>
-    <w:qFormat/>
-    <w:pPr>
-      <w:spacing w:after="0" w:before="0" w:line="480" w:lineRule="exact"/>
-      <w:ind w:firstLine="0"/>
-    </w:pPr>
-  </w:style>
-  <w:style w:styleId="BlockText" w:type="paragraph">
-    <w:name w:val="Block Text"/>
-    <w:basedOn w:val="BodyText"/>
-    <w:next w:val="BodyText"/>
-    <w:qFormat/>
-    <w:pPr>
-      <w:spacing w:after="276" w:before="0" w:line="276" w:lineRule="exact"/>
-      <w:ind w:firstLine="0" w:left="720" w:right="720"/>
-    </w:pPr>
-  </w:style>
-  <w:style w:styleId="Heading1" w:type="paragraph">
-    <w:name w:val="heading 1"/>
-    <w:basedOn w:val="Normal"/>
-    <w:next w:val="BodyText"/>
-    <w:uiPriority w:val="9"/>
-    <w:qFormat/>
-    <w:pPr>
-      <w:keepNext/>
-      <w:keepLines/>
-      <w:spacing w:after="144" w:before="288" w:line="240" w:lineRule="auto"/>
-      <w:ind w:firstLine="0" w:left="0"/>
-      <w:jc w:val="center"/>
-      <w:outlineLvl w:val="0"/>
-    </w:pPr>
-    <w:rPr>
-      <w:rFonts w:ascii="EB Garamond" w:cs="EB Garamond" w:eastAsia="EB Garamond" w:hAnsi="EB Garamond"/>
-      <w:b/>
-      <w:bCs/>
-      <w:caps/>
-      <w:color w:val="000000"/>
-      <w:sz w:val="24"/>
-      <w:szCs w:val="24"/>
-    </w:rPr>
-  </w:style>
-  <w:style w:styleId="Heading2" w:type="paragraph">
-    <w:name w:val="heading 2"/>
-    <w:basedOn w:val="Normal"/>
-    <w:next w:val="BodyText"/>
-    <w:uiPriority w:val="9"/>
-    <w:unhideWhenUsed/>
-    <w:qFormat/>
-    <w:pPr>
-      <w:keepNext/>
-      <w:keepLines/>
-      <w:spacing w:after="120" w:before="240" w:line="240" w:lineRule="auto"/>
-      <w:ind w:firstLine="0" w:left="0"/>
-      <w:jc w:val="left"/>
-      <w:outlineLvl w:val="1"/>
-    </w:pPr>
-    <w:rPr>
-      <w:rFonts w:ascii="EB Garamond" w:cs="EB Garamond" w:eastAsia="EB Garamond" w:hAnsi="EB Garamond"/>
-      <w:b/>
-      <w:bCs/>
-      <w:color w:val="000000"/>
-      <w:sz w:val="24"/>
-      <w:szCs w:val="24"/>
-    </w:rPr>
-  </w:style>
-  <w:style w:styleId="FootnoteText" w:type="paragraph">
-    <w:name w:val="footnote text"/>
-    <w:basedOn w:val="Normal"/>
-    <w:uiPriority w:val="99"/>
-    <w:pPr>
-      <w:spacing w:after="120" w:before="0" w:line="240" w:lineRule="auto"/>
-      <w:ind w:firstLine="0" w:left="0"/>
-    </w:pPr>
-    <w:rPr>
-      <w:sz w:val="20"/>
-      <w:szCs w:val="20"/>
-    </w:rPr>
-  </w:style>
-  <w:style w:customStyle="1" w:styleId="Centered" w:type="paragraph">
-    <w:name w:val="Centered"/>
-    <w:basedOn w:val="Normal"/>
-    <w:qFormat/>
-    <w:pPr>
-      <w:keepLines/>
-      <w:spacing w:after="0" w:before="0" w:line="276" w:lineRule="exact"/>
-      <w:ind w:firstLine="0" w:left="0" w:right="0"/>
-      <w:jc w:val="center"/>
-    </w:pPr>
-  </w:style>
-  <w:style w:customStyle="1" w:styleId="Single" w:type="paragraph">
-    <w:name w:val="Single"/>
-    <w:basedOn w:val="Normal"/>
-    <w:qFormat/>
-    <w:pPr>
-      <w:keepLines/>
-      <w:spacing w:after="0" w:before="0" w:line="276" w:lineRule="exact"/>
-      <w:ind w:firstLine="0" w:left="0" w:right="0"/>
-      <w:jc w:val="left"/>
-    </w:pPr>
-  </w:style>
-  <w:style w:customStyle="1" w:styleId="Numbered" w:type="paragraph">
-    <w:name w:val="Numbered"/>
-    <w:basedOn w:val="BodyText"/>
-    <w:qFormat/>
-    <w:pPr>
-      <w:tabs>
-        <w:tab w:pos="1440" w:val="left"/>
-      </w:tabs>
-      <w:spacing w:after="0" w:before="0" w:line="480" w:lineRule="exact"/>
-      <w:ind w:firstLine="720" w:left="0"/>
-    </w:pPr>
-  </w:style>
-  <w:style w:customStyle="1" w:styleId="ListItem" w:type="paragraph">
-    <w:name w:val="List Item"/>
-    <w:basedOn w:val="BodyText"/>
-    <w:qFormat/>
-    <w:pPr>
-      <w:tabs>
-        <w:tab w:pos="1296" w:val="left"/>
-      </w:tabs>
-      <w:spacing w:after="0" w:before="0" w:line="480" w:lineRule="exact"/>
-      <w:ind w:firstLine="0" w:hanging="576" w:left="1296"/>
-    </w:pPr>
-  </w:style>
-  <w:style w:type="paragraph" w:customStyle="1" w:styleId="FirstParagraph">
-    <w:name w:val="FirstParagraph"/>
-    <w:basedOn w:val="BodyText"/>
-    <w:qFormat/>
-  </w:style>
-  <w:style w:type="paragraph" w:customStyle="1" w:styleId="ListItem">
-    <w:name w:val="ListItem"/>
-    <w:basedOn w:val="BodyText"/>
-    <w:qFormat/>
+      <w:color w:val="365F91" w:themeColor="accent1" w:themeShade="BF"/>
+    </w:rPr>
   </w:style>
   <w:style w:type="paragraph" w:customStyle="1" w:styleId="SourceCode">
     <w:name w:val="Source Code"/>
